--- a/regions/LME_028/Model_validation_28_646_Guinea_(1998).docx
+++ b/regions/LME_028/Model_validation_28_646_Guinea_(1998).docx
@@ -49,6 +49,7 @@
           <w:p>
             <w:pPr>
               <w:spacing w:after="40"/>
+              <w:keepNext/>
             </w:pPr>
             <w:r>
               <w:rPr>
@@ -80,6 +81,7 @@
           <w:p>
             <w:pPr>
               <w:spacing w:after="40" w:before="0" w:line="240" w:lineRule="auto"/>
+              <w:keepNext/>
             </w:pPr>
             <w:r>
               <w:rPr>
@@ -742,6 +744,166 @@
       <w:tr>
         <w:trPr>
           <w:cantSplit/>
+          <w:cantSplit/>
+        </w:trPr>
+        <w:tc>
+          <w:tcPr>
+            <w:tcW w:type="dxa" w:w="2203"/>
+            <w:vAlign w:val="center"/>
+            <w:shd w:fill="FFFFFF"/>
+            <w:tcMar>
+              <w:top w:w="90" w:type="dxa"/>
+              <w:bottom w:w="90" w:type="dxa"/>
+              <w:left w:w="110" w:type="dxa"/>
+              <w:right w:w="110" w:type="dxa"/>
+            </w:tcMar>
+            <w:tcBorders>
+              <w:top w:val="single" w:sz="5" w:color="D9D9D9"/>
+              <w:left w:val="single" w:sz="5" w:color="D9D9D9"/>
+              <w:bottom w:val="single" w:sz="5" w:color="D9D9D9"/>
+              <w:right w:val="single" w:sz="5" w:color="D9D9D9"/>
+            </w:tcBorders>
+          </w:tcPr>
+          <w:p>
+            <w:pPr>
+              <w:spacing w:after="40"/>
+            </w:pPr>
+            <w:r>
+              <w:rPr>
+                <w:b/>
+                <w:sz w:val="21"/>
+              </w:rPr>
+              <w:t>GE diagnostics</w:t>
+            </w:r>
+          </w:p>
+        </w:tc>
+        <w:tc>
+          <w:tcPr>
+            <w:tcW w:type="dxa" w:w="7834"/>
+            <w:vAlign w:val="center"/>
+            <w:shd w:fill="FFFFFF"/>
+            <w:tcMar>
+              <w:top w:w="90" w:type="dxa"/>
+              <w:bottom w:w="90" w:type="dxa"/>
+              <w:left w:w="110" w:type="dxa"/>
+              <w:right w:w="110" w:type="dxa"/>
+            </w:tcMar>
+            <w:tcBorders>
+              <w:top w:val="single" w:sz="5" w:color="D9D9D9"/>
+              <w:left w:val="single" w:sz="5" w:color="D9D9D9"/>
+              <w:bottom w:val="single" w:sz="5" w:color="D9D9D9"/>
+              <w:right w:val="single" w:sz="5" w:color="D9D9D9"/>
+            </w:tcBorders>
+          </w:tcPr>
+          <w:p>
+            <w:pPr>
+              <w:spacing w:after="40" w:before="0" w:line="240" w:lineRule="auto"/>
+            </w:pPr>
+            <w:r>
+              <w:t>OK.</w:t>
+            </w:r>
+          </w:p>
+          <w:p>
+            <w:pPr>
+              <w:spacing w:after="40" w:before="0" w:line="240" w:lineRule="auto"/>
+            </w:pPr>
+            <w:r>
+              <w:t>No negative SPPR entries across the basal-source columns, including unfished groups.</w:t>
+            </w:r>
+          </w:p>
+          <w:p>
+            <w:pPr>
+              <w:spacing w:after="40" w:before="0" w:line="240" w:lineRule="auto"/>
+            </w:pPr>
+            <w:r>
+              <w:t>rho_living = 0.4497; b = 0.3548; Detritus (44) SPPR = 1.7792.</w:t>
+            </w:r>
+          </w:p>
+        </w:tc>
+      </w:tr>
+      <w:tr>
+        <w:trPr>
+          <w:cantSplit/>
+          <w:cantSplit/>
+        </w:trPr>
+        <w:tc>
+          <w:tcPr>
+            <w:tcW w:type="dxa" w:w="2203"/>
+            <w:vAlign w:val="center"/>
+            <w:shd w:fill="FFFFFF"/>
+            <w:tcMar>
+              <w:top w:w="90" w:type="dxa"/>
+              <w:bottom w:w="90" w:type="dxa"/>
+              <w:left w:w="110" w:type="dxa"/>
+              <w:right w:w="110" w:type="dxa"/>
+            </w:tcMar>
+            <w:tcBorders>
+              <w:top w:val="single" w:sz="5" w:color="D9D9D9"/>
+              <w:left w:val="single" w:sz="5" w:color="D9D9D9"/>
+              <w:bottom w:val="single" w:sz="5" w:color="D9D9D9"/>
+              <w:right w:val="single" w:sz="5" w:color="D9D9D9"/>
+            </w:tcBorders>
+          </w:tcPr>
+          <w:p>
+            <w:pPr>
+              <w:spacing w:after="40"/>
+            </w:pPr>
+            <w:r>
+              <w:rPr>
+                <w:b/>
+                <w:sz w:val="21"/>
+              </w:rPr>
+              <w:t>TE diagnostics</w:t>
+            </w:r>
+          </w:p>
+        </w:tc>
+        <w:tc>
+          <w:tcPr>
+            <w:tcW w:type="dxa" w:w="7834"/>
+            <w:vAlign w:val="center"/>
+            <w:shd w:fill="FFFFFF"/>
+            <w:tcMar>
+              <w:top w:w="90" w:type="dxa"/>
+              <w:bottom w:w="90" w:type="dxa"/>
+              <w:left w:w="110" w:type="dxa"/>
+              <w:right w:w="110" w:type="dxa"/>
+            </w:tcMar>
+            <w:tcBorders>
+              <w:top w:val="single" w:sz="5" w:color="D9D9D9"/>
+              <w:left w:val="single" w:sz="5" w:color="D9D9D9"/>
+              <w:bottom w:val="single" w:sz="5" w:color="D9D9D9"/>
+              <w:right w:val="single" w:sz="5" w:color="D9D9D9"/>
+            </w:tcBorders>
+          </w:tcPr>
+          <w:p>
+            <w:pPr>
+              <w:spacing w:after="40" w:before="0" w:line="240" w:lineRule="auto"/>
+            </w:pPr>
+            <w:r>
+              <w:t>WARN: the deep large shark/ray pool has an extreme coefficient; saved annual TE results remain unavailable under the implausibility flags.</w:t>
+            </w:r>
+          </w:p>
+          <w:p>
+            <w:pPr>
+              <w:spacing w:after="40" w:before="0" w:line="240" w:lineRule="auto"/>
+            </w:pPr>
+            <w:r>
+              <w:t>No negative SPPR entries across the basal-source columns, including unfished groups.</w:t>
+            </w:r>
+          </w:p>
+          <w:p>
+            <w:pPr>
+              <w:spacing w:after="40" w:before="0" w:line="240" w:lineRule="auto"/>
+            </w:pPr>
+            <w:r>
+              <w:t>rho_living = 0.7176; Detritus (44) SPPR = 0.4259.</w:t>
+            </w:r>
+          </w:p>
+        </w:tc>
+      </w:tr>
+      <w:tr>
+        <w:trPr>
+          <w:cantSplit/>
         </w:trPr>
         <w:tc>
           <w:tcPr>
@@ -820,232 +982,6 @@
           </w:p>
         </w:tc>
       </w:tr>
-    </w:tbl>
-    <w:p>
-      <w:pPr>
-        <w:spacing w:after="40" w:before="0" w:line="240" w:lineRule="auto"/>
-        <w:pageBreakBefore/>
-      </w:pPr>
-      <w:r>
-        <w:rPr>
-          <w:rFonts w:ascii="Calibri" w:hAnsi="Calibri"/>
-          <w:sz w:val="2"/>
-          <w:color w:val="000000"/>
-        </w:rPr>
-        <w:t xml:space="preserve"/>
-      </w:r>
-    </w:p>
-    <w:tbl>
-      <w:tblPr>
-        <w:tblW w:type="auto" w:w="0"/>
-        <w:jc w:val="center"/>
-        <w:tblLayout w:type="fixed"/>
-        <w:tblLook w:firstColumn="1" w:firstRow="1" w:lastColumn="0" w:lastRow="0" w:noHBand="0" w:noVBand="1" w:val="04A0"/>
-      </w:tblPr>
-      <w:tblGrid>
-        <w:gridCol w:w="2203"/>
-        <w:gridCol w:w="7834"/>
-      </w:tblGrid>
-      <w:tr>
-        <w:trPr>
-          <w:cantSplit/>
-          <w:tblHeader/>
-          <w:tblHeader/>
-          <w:cantSplit/>
-        </w:trPr>
-        <w:tc>
-          <w:tcPr>
-            <w:tcW w:type="dxa" w:w="2203"/>
-            <w:vAlign w:val="center"/>
-            <w:shd w:fill="E5ECF0"/>
-            <w:tcMar>
-              <w:top w:w="90" w:type="dxa"/>
-              <w:bottom w:w="90" w:type="dxa"/>
-              <w:left w:w="110" w:type="dxa"/>
-              <w:right w:w="110" w:type="dxa"/>
-            </w:tcMar>
-            <w:tcBorders>
-              <w:top w:val="single" w:sz="5" w:color="D9D9D9"/>
-              <w:left w:val="single" w:sz="5" w:color="D9D9D9"/>
-              <w:bottom w:val="single" w:sz="5" w:color="D9D9D9"/>
-              <w:right w:val="single" w:sz="5" w:color="D9D9D9"/>
-            </w:tcBorders>
-          </w:tcPr>
-          <w:p>
-            <w:pPr>
-              <w:spacing w:after="40"/>
-            </w:pPr>
-            <w:r>
-              <w:rPr>
-                <w:b/>
-                <w:sz w:val="21"/>
-              </w:rPr>
-              <w:t>Field</w:t>
-            </w:r>
-          </w:p>
-        </w:tc>
-        <w:tc>
-          <w:tcPr>
-            <w:tcW w:type="dxa" w:w="7834"/>
-            <w:vAlign w:val="center"/>
-            <w:shd w:fill="E5ECF0"/>
-            <w:tcMar>
-              <w:top w:w="90" w:type="dxa"/>
-              <w:bottom w:w="90" w:type="dxa"/>
-              <w:left w:w="110" w:type="dxa"/>
-              <w:right w:w="110" w:type="dxa"/>
-            </w:tcMar>
-            <w:tcBorders>
-              <w:top w:val="single" w:sz="5" w:color="D9D9D9"/>
-              <w:left w:val="single" w:sz="5" w:color="D9D9D9"/>
-              <w:bottom w:val="single" w:sz="5" w:color="D9D9D9"/>
-              <w:right w:val="single" w:sz="5" w:color="D9D9D9"/>
-            </w:tcBorders>
-          </w:tcPr>
-          <w:p>
-            <w:pPr>
-              <w:spacing w:after="40" w:before="0" w:line="240" w:lineRule="auto"/>
-            </w:pPr>
-            <w:r>
-              <w:rPr>
-                <w:rFonts w:ascii="Calibri" w:hAnsi="Calibri"/>
-                <w:sz w:val="21"/>
-                <w:color w:val="000000"/>
-                <w:b/>
-              </w:rPr>
-              <w:t xml:space="preserve">Entry</w:t>
-            </w:r>
-          </w:p>
-        </w:tc>
-      </w:tr>
-      <w:tr>
-        <w:trPr>
-          <w:cantSplit/>
-          <w:cantSplit/>
-        </w:trPr>
-        <w:tc>
-          <w:tcPr>
-            <w:tcW w:type="dxa" w:w="2203"/>
-            <w:vAlign w:val="center"/>
-            <w:shd w:fill="FFFFFF"/>
-            <w:tcMar>
-              <w:top w:w="90" w:type="dxa"/>
-              <w:bottom w:w="90" w:type="dxa"/>
-              <w:left w:w="110" w:type="dxa"/>
-              <w:right w:w="110" w:type="dxa"/>
-            </w:tcMar>
-            <w:tcBorders>
-              <w:top w:val="single" w:sz="5" w:color="D9D9D9"/>
-              <w:left w:val="single" w:sz="5" w:color="D9D9D9"/>
-              <w:bottom w:val="single" w:sz="5" w:color="D9D9D9"/>
-              <w:right w:val="single" w:sz="5" w:color="D9D9D9"/>
-            </w:tcBorders>
-          </w:tcPr>
-          <w:p>
-            <w:pPr>
-              <w:spacing w:after="40"/>
-            </w:pPr>
-            <w:r>
-              <w:rPr>
-                <w:b/>
-                <w:sz w:val="21"/>
-              </w:rPr>
-              <w:t>GE diagnostics</w:t>
-            </w:r>
-          </w:p>
-        </w:tc>
-        <w:tc>
-          <w:tcPr>
-            <w:tcW w:type="dxa" w:w="7834"/>
-            <w:vAlign w:val="center"/>
-            <w:shd w:fill="FFFFFF"/>
-            <w:tcMar>
-              <w:top w:w="90" w:type="dxa"/>
-              <w:bottom w:w="90" w:type="dxa"/>
-              <w:left w:w="110" w:type="dxa"/>
-              <w:right w:w="110" w:type="dxa"/>
-            </w:tcMar>
-            <w:tcBorders>
-              <w:top w:val="single" w:sz="5" w:color="D9D9D9"/>
-              <w:left w:val="single" w:sz="5" w:color="D9D9D9"/>
-              <w:bottom w:val="single" w:sz="5" w:color="D9D9D9"/>
-              <w:right w:val="single" w:sz="5" w:color="D9D9D9"/>
-            </w:tcBorders>
-          </w:tcPr>
-          <w:p>
-            <w:pPr>
-              <w:spacing w:after="40" w:before="0" w:line="240" w:lineRule="auto"/>
-            </w:pPr>
-            <w:r>
-              <w:t>No negative SPPR entries across the basal-source columns, including unfished groups. rho_living=0.44972255; b=0.35481349; Detritus (44) SPPR=1.77921290.</w:t>
-            </w:r>
-          </w:p>
-        </w:tc>
-      </w:tr>
-      <w:tr>
-        <w:trPr>
-          <w:cantSplit/>
-          <w:cantSplit/>
-        </w:trPr>
-        <w:tc>
-          <w:tcPr>
-            <w:tcW w:type="dxa" w:w="2203"/>
-            <w:vAlign w:val="center"/>
-            <w:shd w:fill="FFFFFF"/>
-            <w:tcMar>
-              <w:top w:w="90" w:type="dxa"/>
-              <w:bottom w:w="90" w:type="dxa"/>
-              <w:left w:w="110" w:type="dxa"/>
-              <w:right w:w="110" w:type="dxa"/>
-            </w:tcMar>
-            <w:tcBorders>
-              <w:top w:val="single" w:sz="5" w:color="D9D9D9"/>
-              <w:left w:val="single" w:sz="5" w:color="D9D9D9"/>
-              <w:bottom w:val="single" w:sz="5" w:color="D9D9D9"/>
-              <w:right w:val="single" w:sz="5" w:color="D9D9D9"/>
-            </w:tcBorders>
-          </w:tcPr>
-          <w:p>
-            <w:pPr>
-              <w:spacing w:after="40"/>
-            </w:pPr>
-            <w:r>
-              <w:rPr>
-                <w:b/>
-                <w:sz w:val="21"/>
-              </w:rPr>
-              <w:t>TE diagnostics</w:t>
-            </w:r>
-          </w:p>
-        </w:tc>
-        <w:tc>
-          <w:tcPr>
-            <w:tcW w:type="dxa" w:w="7834"/>
-            <w:vAlign w:val="center"/>
-            <w:shd w:fill="FFFFFF"/>
-            <w:tcMar>
-              <w:top w:w="90" w:type="dxa"/>
-              <w:bottom w:w="90" w:type="dxa"/>
-              <w:left w:w="110" w:type="dxa"/>
-              <w:right w:w="110" w:type="dxa"/>
-            </w:tcMar>
-            <w:tcBorders>
-              <w:top w:val="single" w:sz="5" w:color="D9D9D9"/>
-              <w:left w:val="single" w:sz="5" w:color="D9D9D9"/>
-              <w:bottom w:val="single" w:sz="5" w:color="D9D9D9"/>
-              <w:right w:val="single" w:sz="5" w:color="D9D9D9"/>
-            </w:tcBorders>
-          </w:tcPr>
-          <w:p>
-            <w:pPr>
-              <w:spacing w:after="40" w:before="0" w:line="240" w:lineRule="auto"/>
-            </w:pPr>
-            <w:r>
-              <w:t>No negative SPPR entries across the basal-source columns, including unfished groups. rho_living=0.71757128; Detritus (44) SPPR=0.42594772.</w:t>
-            </w:r>
-          </w:p>
-        </w:tc>
-      </w:tr>
       <w:tr>
         <w:trPr>
           <w:cantSplit/>
@@ -1105,7 +1041,7 @@
               <w:spacing w:after="40" w:before="0" w:line="240" w:lineRule="auto"/>
             </w:pPr>
             <w:r>
-              <w:t>Approximate A: 5–7% of the region covered by the study. B: 95–100% of the study inside the region.</w:t>
+              <w:t>Approximate A: 5.0–7.0% of the region covered by the study. B: 95–100% of the study inside the region.</w:t>
             </w:r>
           </w:p>
         </w:tc>
@@ -1396,16 +1332,9 @@
     <w:p>
       <w:pPr>
         <w:keepNext/>
-        <w:pageBreakBefore/>
-        <w:spacing w:after="120"/>
+        <w:pStyle w:val="Heading1"/>
       </w:pPr>
       <w:r>
-        <w:rPr>
-          <w:rFonts w:ascii="Calibri" w:hAnsi="Calibri"/>
-          <w:b/>
-          <w:color w:val="000000"/>
-          <w:sz w:val="30"/>
-        </w:rPr>
         <w:t>Taxon mapping and coverage</w:t>
       </w:r>
     </w:p>
@@ -1526,6 +1455,7 @@
           <w:p>
             <w:pPr>
               <w:spacing w:after="40" w:before="40"/>
+              <w:keepNext/>
             </w:pPr>
             <w:r>
               <w:rPr>
@@ -1559,6 +1489,7 @@
             <w:pPr>
               <w:spacing w:after="40" w:before="40"/>
               <w:jc w:val="center"/>
+              <w:keepNext/>
             </w:pPr>
             <w:r>
               <w:rPr>
@@ -1567,7 +1498,7 @@
                 <w:color w:val="000000"/>
                 <w:sz w:val="20"/>
               </w:rPr>
-              <w:t>Taxa</w:t>
+              <w:t>Taxa (n)</w:t>
             </w:r>
           </w:p>
         </w:tc>
@@ -1592,6 +1523,7 @@
             <w:pPr>
               <w:spacing w:after="40" w:before="40"/>
               <w:jc w:val="center"/>
+              <w:keepNext/>
             </w:pPr>
             <w:r>
               <w:rPr>
@@ -1600,7 +1532,7 @@
                 <w:color w:val="000000"/>
                 <w:sz w:val="20"/>
               </w:rPr>
-              <w:t>Catch percentage</w:t>
+              <w:t>Catch (%)</w:t>
             </w:r>
           </w:p>
         </w:tc>
@@ -1625,6 +1557,7 @@
             <w:pPr>
               <w:spacing w:after="40" w:before="40"/>
               <w:jc w:val="center"/>
+              <w:keepNext/>
             </w:pPr>
             <w:r>
               <w:rPr>
@@ -1633,7 +1566,7 @@
                 <w:color w:val="000000"/>
                 <w:sz w:val="20"/>
               </w:rPr>
-              <w:t>PPR percentage</w:t>
+              <w:t>Simple-chain PPR (%)</w:t>
             </w:r>
           </w:p>
         </w:tc>
@@ -1719,7 +1652,7 @@
               <w:jc w:val="center"/>
             </w:pPr>
             <w:r>
-              <w:t>37.1304%</w:t>
+              <w:t>37%</w:t>
             </w:r>
           </w:p>
         </w:tc>
@@ -1746,7 +1679,7 @@
               <w:jc w:val="center"/>
             </w:pPr>
             <w:r>
-              <w:t>50.9112%</w:t>
+              <w:t>51%</w:t>
             </w:r>
           </w:p>
         </w:tc>
@@ -1832,7 +1765,7 @@
               <w:jc w:val="center"/>
             </w:pPr>
             <w:r>
-              <w:t>17.4133%</w:t>
+              <w:t>17%</w:t>
             </w:r>
           </w:p>
         </w:tc>
@@ -1859,7 +1792,7 @@
               <w:jc w:val="center"/>
             </w:pPr>
             <w:r>
-              <w:t>24.1215%</w:t>
+              <w:t>24%</w:t>
             </w:r>
           </w:p>
         </w:tc>
@@ -1945,7 +1878,7 @@
               <w:jc w:val="center"/>
             </w:pPr>
             <w:r>
-              <w:t>7.0456%</w:t>
+              <w:t>7.0%</w:t>
             </w:r>
           </w:p>
         </w:tc>
@@ -1972,7 +1905,7 @@
               <w:jc w:val="center"/>
             </w:pPr>
             <w:r>
-              <w:t>9.3463%</w:t>
+              <w:t>9.3%</w:t>
             </w:r>
           </w:p>
         </w:tc>
@@ -2058,7 +1991,7 @@
               <w:jc w:val="center"/>
             </w:pPr>
             <w:r>
-              <w:t>38.4107%</w:t>
+              <w:t>38%</w:t>
             </w:r>
           </w:p>
         </w:tc>
@@ -2085,7 +2018,7 @@
               <w:jc w:val="center"/>
             </w:pPr>
             <w:r>
-              <w:t>15.6210%</w:t>
+              <w:t>16%</w:t>
             </w:r>
           </w:p>
         </w:tc>
@@ -2171,7 +2104,7 @@
               <w:jc w:val="center"/>
             </w:pPr>
             <w:r>
-              <w:t>0.0000%</w:t>
+              <w:t>0%</w:t>
             </w:r>
           </w:p>
         </w:tc>
@@ -2198,7 +2131,7 @@
               <w:jc w:val="center"/>
             </w:pPr>
             <w:r>
-              <w:t>0.0000%</w:t>
+              <w:t>0%</w:t>
             </w:r>
           </w:p>
         </w:tc>
@@ -2211,28 +2144,15 @@
         <w:spacing w:after="120"/>
       </w:pPr>
       <w:r>
-        <w:rPr>
-          <w:rFonts w:ascii="Calibri" w:hAnsi="Calibri"/>
-          <w:b w:val="0"/>
-          <w:color w:val="000000"/>
-          <w:sz w:val="21"/>
-        </w:rPr>
-        <w:t>The summary uses the weaker required membership or allocation confidence. The following tables show each component separately.</w:t>
+        <w:t>Overall confidence uses the weaker required membership or allocation component.</w:t>
       </w:r>
     </w:p>
     <w:p>
       <w:pPr>
         <w:keepNext/>
-        <w:pageBreakBefore w:val="0"/>
-        <w:spacing w:after="120"/>
+        <w:pStyle w:val="Heading2"/>
       </w:pPr>
       <w:r>
-        <w:rPr>
-          <w:rFonts w:ascii="Calibri" w:hAnsi="Calibri"/>
-          <w:b/>
-          <w:color w:val="000000"/>
-          <w:sz w:val="23"/>
-        </w:rPr>
         <w:t>Group assignment rules</w:t>
       </w:r>
     </w:p>
@@ -2274,6 +2194,7 @@
           <w:p>
             <w:pPr>
               <w:spacing w:after="40" w:before="40"/>
+              <w:keepNext/>
             </w:pPr>
             <w:r>
               <w:rPr>
@@ -2307,6 +2228,7 @@
             <w:pPr>
               <w:spacing w:after="40" w:before="40"/>
               <w:jc w:val="center"/>
+              <w:keepNext/>
             </w:pPr>
             <w:r>
               <w:rPr>
@@ -2340,6 +2262,7 @@
             <w:pPr>
               <w:spacing w:after="40" w:before="40"/>
               <w:jc w:val="center"/>
+              <w:keepNext/>
             </w:pPr>
             <w:r>
               <w:rPr>
@@ -2434,7 +2357,7 @@
               <w:jc w:val="center"/>
             </w:pPr>
             <w:r>
-              <w:t>49.2426%</w:t>
+              <w:t>49%</w:t>
             </w:r>
           </w:p>
         </w:tc>
@@ -2520,7 +2443,7 @@
               <w:jc w:val="center"/>
             </w:pPr>
             <w:r>
-              <w:t>30.4993%</w:t>
+              <w:t>30%</w:t>
             </w:r>
           </w:p>
         </w:tc>
@@ -2606,7 +2529,7 @@
               <w:jc w:val="center"/>
             </w:pPr>
             <w:r>
-              <w:t>15.0201%</w:t>
+              <w:t>15%</w:t>
             </w:r>
           </w:p>
         </w:tc>
@@ -2692,7 +2615,7 @@
               <w:jc w:val="center"/>
             </w:pPr>
             <w:r>
-              <w:t>2.9685%</w:t>
+              <w:t>3.0%</w:t>
             </w:r>
           </w:p>
         </w:tc>
@@ -2778,7 +2701,7 @@
               <w:jc w:val="center"/>
             </w:pPr>
             <w:r>
-              <w:t>1.2596%</w:t>
+              <w:t>1.3%</w:t>
             </w:r>
           </w:p>
         </w:tc>
@@ -2864,7 +2787,7 @@
               <w:jc w:val="center"/>
             </w:pPr>
             <w:r>
-              <w:t>0.6009%</w:t>
+              <w:t>0.60%</w:t>
             </w:r>
           </w:p>
         </w:tc>
@@ -2950,7 +2873,7 @@
               <w:jc w:val="center"/>
             </w:pPr>
             <w:r>
-              <w:t>0.4091%</w:t>
+              <w:t>0.41%</w:t>
             </w:r>
           </w:p>
         </w:tc>
@@ -2993,16 +2916,9 @@
     <w:p>
       <w:pPr>
         <w:keepNext/>
-        <w:pageBreakBefore/>
-        <w:spacing w:after="120"/>
+        <w:pStyle w:val="Heading2"/>
       </w:pPr>
       <w:r>
-        <w:rPr>
-          <w:rFonts w:ascii="Calibri" w:hAnsi="Calibri"/>
-          <w:b/>
-          <w:color w:val="000000"/>
-          <w:sz w:val="23"/>
-        </w:rPr>
         <w:t>Allocation weight rules</w:t>
       </w:r>
     </w:p>
@@ -3044,6 +2960,7 @@
           <w:p>
             <w:pPr>
               <w:spacing w:after="40" w:before="40"/>
+              <w:keepNext/>
             </w:pPr>
             <w:r>
               <w:rPr>
@@ -3077,6 +2994,7 @@
             <w:pPr>
               <w:spacing w:after="40" w:before="40"/>
               <w:jc w:val="center"/>
+              <w:keepNext/>
             </w:pPr>
             <w:r>
               <w:rPr>
@@ -3110,6 +3028,7 @@
             <w:pPr>
               <w:spacing w:after="40" w:before="40"/>
               <w:jc w:val="center"/>
+              <w:keepNext/>
             </w:pPr>
             <w:r>
               <w:rPr>
@@ -3204,7 +3123,7 @@
               <w:jc w:val="center"/>
             </w:pPr>
             <w:r>
-              <w:t>74.7211%</w:t>
+              <w:t>75%</w:t>
             </w:r>
           </w:p>
         </w:tc>
@@ -3290,7 +3209,7 @@
               <w:jc w:val="center"/>
             </w:pPr>
             <w:r>
-              <w:t>15.7985%</w:t>
+              <w:t>16%</w:t>
             </w:r>
           </w:p>
         </w:tc>
@@ -3376,7 +3295,7 @@
               <w:jc w:val="center"/>
             </w:pPr>
             <w:r>
-              <w:t>9.4805%</w:t>
+              <w:t>9.5%</w:t>
             </w:r>
           </w:p>
         </w:tc>
@@ -3389,7 +3308,7 @@
         <w:spacing w:after="120"/>
       </w:pPr>
       <w:r>
-        <w:t xml:space="preserve">Each rule percentage is the share of the complete independent simple-chain PPR universe. Overall confidence is the weaker membership/allocation component. All 71 split labels retain explicit assumptions: 37 use complete 1998 model catch proportions; 34 preserve donor total-catch weights at Low confidence. Fixed mixtures are transferred across all years/bases. </w:t>
+        <w:t xml:space="preserve">All 71 split labels retain explicit assumptions: 37 use complete 1998 model catch proportions; 34 retain historical donor total-catch weights at Low confidence. These mixtures are transferred across 1950–2019 and catch bases. </w:t>
       </w:r>
       <w:hyperlink r:id="rId24">
         <w:r>
@@ -3402,13 +3321,1992 @@
       </w:hyperlink>
     </w:p>
     <w:p>
+      <w:pPr/>
+      <w:r>
+        <w:t>Each rule percentage is the share of independent simple-chain PPR associated with taxa using that rule.</w:t>
+      </w:r>
+    </w:p>
+    <w:p>
       <w:pPr>
         <w:keepNext w:val="0"/>
         <w:pageBreakBefore w:val="0"/>
         <w:spacing w:after="120"/>
       </w:pPr>
       <w:r>
-        <w:t xml:space="preserve">No unresolved taxa remain. Very low: 77 labels, 38.4107% of landings and 15.6210% of classic PPR. Broad mixtures and unlisted depth/taxonomic analogues, including freshwater tilapias/cyprinids and chimaeras, are flagged individually in the appendix. The excluded TE arithmetic estimate is 4.5717 billion t C; Elasmobranchii contributes 23.6895%, Prionace glauca 13.2955% and Sphyrna zygaena 10.0636%. Explicit shark membership is retained; the extreme pooled coefficient and Low donor mixture make TE scientifically implausible. </w:t>
+        <w:t>No unresolved taxa remain. The 77 Very low decisions cover 38.4107% of landings and 15.6210% of simple-chain PPR; the table below identifies the source-definition, composition and analogue uncertainties.</w:t>
+      </w:r>
+    </w:p>
+    <w:p>
+      <w:pPr>
+        <w:pStyle w:val="Heading2"/>
+      </w:pPr>
+      <w:r>
+        <w:t>Very low decisions</w:t>
+      </w:r>
+    </w:p>
+    <w:tbl>
+      <w:tblPr>
+        <w:tblW w:type="auto" w:w="0"/>
+        <w:jc w:val="center"/>
+        <w:tblLayout w:type="fixed"/>
+        <w:tblLook w:firstColumn="1" w:firstRow="1" w:lastColumn="0" w:lastRow="0" w:noHBand="0" w:noVBand="1" w:val="04A0"/>
+      </w:tblPr>
+      <w:tblGrid>
+        <w:gridCol w:w="3298"/>
+        <w:gridCol w:w="6710"/>
+      </w:tblGrid>
+      <w:tr>
+        <w:trPr>
+          <w:cantSplit/>
+          <w:tblHeader/>
+        </w:trPr>
+        <w:tc>
+          <w:tcPr>
+            <w:tcW w:type="dxa" w:w="3298"/>
+            <w:vAlign w:val="center"/>
+            <w:shd w:fill="E5ECF0"/>
+            <w:tcMar>
+              <w:top w:w="90" w:type="dxa"/>
+              <w:bottom w:w="90" w:type="dxa"/>
+              <w:left w:w="110" w:type="dxa"/>
+              <w:right w:w="110" w:type="dxa"/>
+            </w:tcMar>
+            <w:tcBorders>
+              <w:top w:val="single" w:sz="5" w:color="D9D9D9"/>
+              <w:left w:val="single" w:sz="5" w:color="D9D9D9"/>
+              <w:bottom w:val="single" w:sz="5" w:color="D9D9D9"/>
+              <w:right w:val="single" w:sz="5" w:color="D9D9D9"/>
+            </w:tcBorders>
+          </w:tcPr>
+          <w:p>
+            <w:pPr>
+              <w:spacing w:after="40"/>
+              <w:keepNext/>
+            </w:pPr>
+            <w:r>
+              <w:rPr>
+                <w:rFonts w:ascii="Calibri" w:hAnsi="Calibri"/>
+                <w:b/>
+                <w:sz w:val="21"/>
+              </w:rPr>
+              <w:t>Affected taxa</w:t>
+            </w:r>
+          </w:p>
+        </w:tc>
+        <w:tc>
+          <w:tcPr>
+            <w:tcW w:type="dxa" w:w="6710"/>
+            <w:vAlign w:val="center"/>
+            <w:shd w:fill="E5ECF0"/>
+            <w:tcMar>
+              <w:top w:w="90" w:type="dxa"/>
+              <w:bottom w:w="90" w:type="dxa"/>
+              <w:left w:w="110" w:type="dxa"/>
+              <w:right w:w="110" w:type="dxa"/>
+            </w:tcMar>
+            <w:tcBorders>
+              <w:top w:val="single" w:sz="5" w:color="D9D9D9"/>
+              <w:left w:val="single" w:sz="5" w:color="D9D9D9"/>
+              <w:bottom w:val="single" w:sz="5" w:color="D9D9D9"/>
+              <w:right w:val="single" w:sz="5" w:color="D9D9D9"/>
+            </w:tcBorders>
+          </w:tcPr>
+          <w:p>
+            <w:pPr>
+              <w:spacing w:after="40"/>
+              <w:keepNext/>
+            </w:pPr>
+            <w:r>
+              <w:rPr>
+                <w:rFonts w:ascii="Calibri" w:hAnsi="Calibri"/>
+                <w:b/>
+                <w:sz w:val="21"/>
+              </w:rPr>
+              <w:t>Why confidence is very low</w:t>
+            </w:r>
+          </w:p>
+        </w:tc>
+      </w:tr>
+      <w:tr>
+        <w:trPr>
+          <w:cantSplit/>
+        </w:trPr>
+        <w:tc>
+          <w:tcPr>
+            <w:tcW w:type="dxa" w:w="3298"/>
+            <w:vAlign w:val="center"/>
+            <w:shd w:fill="FFFFFF"/>
+            <w:tcMar>
+              <w:top w:w="90" w:type="dxa"/>
+              <w:bottom w:w="90" w:type="dxa"/>
+              <w:left w:w="110" w:type="dxa"/>
+              <w:right w:w="110" w:type="dxa"/>
+            </w:tcMar>
+            <w:tcBorders>
+              <w:top w:val="single" w:sz="5" w:color="D9D9D9"/>
+              <w:left w:val="single" w:sz="5" w:color="D9D9D9"/>
+              <w:bottom w:val="single" w:sz="5" w:color="D9D9D9"/>
+              <w:right w:val="single" w:sz="5" w:color="D9D9D9"/>
+            </w:tcBorders>
+          </w:tcPr>
+          <w:p>
+            <w:pPr>
+              <w:spacing w:after="40"/>
+            </w:pPr>
+            <w:r>
+              <w:rPr>
+                <w:rFonts w:ascii="Calibri" w:hAnsi="Calibri"/>
+                <w:sz w:val="21"/>
+              </w:rPr>
+              <w:t>Actinopterygii; Marine finfishes not identified; Marine fishes not identified</w:t>
+            </w:r>
+          </w:p>
+        </w:tc>
+        <w:tc>
+          <w:tcPr>
+            <w:tcW w:type="dxa" w:w="6710"/>
+            <w:vAlign w:val="center"/>
+            <w:shd w:fill="FFFFFF"/>
+            <w:tcMar>
+              <w:top w:w="90" w:type="dxa"/>
+              <w:bottom w:w="90" w:type="dxa"/>
+              <w:left w:w="110" w:type="dxa"/>
+              <w:right w:w="110" w:type="dxa"/>
+            </w:tcMar>
+            <w:tcBorders>
+              <w:top w:val="single" w:sz="5" w:color="D9D9D9"/>
+              <w:left w:val="single" w:sz="5" w:color="D9D9D9"/>
+              <w:bottom w:val="single" w:sz="5" w:color="D9D9D9"/>
+              <w:right w:val="single" w:sz="5" w:color="D9D9D9"/>
+            </w:tcBorders>
+          </w:tcPr>
+          <w:p>
+            <w:pPr>
+              <w:spacing w:after="40"/>
+            </w:pPr>
+            <w:r>
+              <w:rPr>
+                <w:rFonts w:ascii="Calibri" w:hAnsi="Calibri"/>
+                <w:sz w:val="21"/>
+              </w:rPr>
+              <w:t>All 29 bony-fish pools include named stocks, pelagic and deep guilds; dedicated cartilage pools are excluded. Actual caught composition is unknown. Complete 1998 model catch proportions are a whole-guild proxy transferred across 1950–2019 and catch bases.</w:t>
+            </w:r>
+          </w:p>
+        </w:tc>
+      </w:tr>
+      <w:tr>
+        <w:trPr>
+          <w:cantSplit/>
+        </w:trPr>
+        <w:tc>
+          <w:tcPr>
+            <w:tcW w:type="dxa" w:w="3298"/>
+            <w:vAlign w:val="center"/>
+            <w:shd w:fill="FFFFFF"/>
+            <w:tcMar>
+              <w:top w:w="90" w:type="dxa"/>
+              <w:bottom w:w="90" w:type="dxa"/>
+              <w:left w:w="110" w:type="dxa"/>
+              <w:right w:w="110" w:type="dxa"/>
+            </w:tcMar>
+            <w:tcBorders>
+              <w:top w:val="single" w:sz="5" w:color="D9D9D9"/>
+              <w:left w:val="single" w:sz="5" w:color="D9D9D9"/>
+              <w:bottom w:val="single" w:sz="5" w:color="D9D9D9"/>
+              <w:right w:val="single" w:sz="5" w:color="D9D9D9"/>
+            </w:tcBorders>
+          </w:tcPr>
+          <w:p>
+            <w:pPr>
+              <w:spacing w:after="40"/>
+            </w:pPr>
+            <w:r>
+              <w:rPr>
+                <w:rFonts w:ascii="Calibri" w:hAnsi="Calibri"/>
+                <w:sz w:val="21"/>
+              </w:rPr>
+              <w:t>Scombroidei</w:t>
+            </w:r>
+          </w:p>
+        </w:tc>
+        <w:tc>
+          <w:tcPr>
+            <w:tcW w:type="dxa" w:w="6710"/>
+            <w:vAlign w:val="center"/>
+            <w:shd w:fill="FFFFFF"/>
+            <w:tcMar>
+              <w:top w:w="90" w:type="dxa"/>
+              <w:bottom w:w="90" w:type="dxa"/>
+              <w:left w:w="110" w:type="dxa"/>
+              <w:right w:w="110" w:type="dxa"/>
+            </w:tcMar>
+            <w:tcBorders>
+              <w:top w:val="single" w:sz="5" w:color="D9D9D9"/>
+              <w:left w:val="single" w:sz="5" w:color="D9D9D9"/>
+              <w:bottom w:val="single" w:sz="5" w:color="D9D9D9"/>
+              <w:right w:val="single" w:sz="5" w:color="D9D9D9"/>
+            </w:tcBorders>
+          </w:tcPr>
+          <w:p>
+            <w:pPr>
+              <w:spacing w:after="40"/>
+            </w:pPr>
+            <w:r>
+              <w:rPr>
+                <w:rFonts w:ascii="Calibri" w:hAnsi="Calibri"/>
+                <w:sz w:val="21"/>
+              </w:rPr>
+              <w:t>Historical reporting boundaries span named and residual source fishes but differ from modern taxonomy. The actual species mixture is unknown. The source-member union and complete 1998 group catch proportions are assumptions transferred across years and bases.</w:t>
+            </w:r>
+          </w:p>
+        </w:tc>
+      </w:tr>
+      <w:tr>
+        <w:trPr>
+          <w:cantSplit/>
+        </w:trPr>
+        <w:tc>
+          <w:tcPr>
+            <w:tcW w:type="dxa" w:w="3298"/>
+            <w:vAlign w:val="center"/>
+            <w:shd w:fill="FFFFFF"/>
+            <w:tcMar>
+              <w:top w:w="90" w:type="dxa"/>
+              <w:bottom w:w="90" w:type="dxa"/>
+              <w:left w:w="110" w:type="dxa"/>
+              <w:right w:w="110" w:type="dxa"/>
+            </w:tcMar>
+            <w:tcBorders>
+              <w:top w:val="single" w:sz="5" w:color="D9D9D9"/>
+              <w:left w:val="single" w:sz="5" w:color="D9D9D9"/>
+              <w:bottom w:val="single" w:sz="5" w:color="D9D9D9"/>
+              <w:right w:val="single" w:sz="5" w:color="D9D9D9"/>
+            </w:tcBorders>
+          </w:tcPr>
+          <w:p>
+            <w:pPr>
+              <w:spacing w:after="40"/>
+            </w:pPr>
+            <w:r>
+              <w:rPr>
+                <w:rFonts w:ascii="Calibri" w:hAnsi="Calibri"/>
+                <w:sz w:val="21"/>
+              </w:rPr>
+              <w:t>Alepisaurus ferox; Aphanopus intermedius; Berycidae; Beryx; Beryx decadactylus; Beryx splendens; Brama brama; Bramidae; Gephyroberyx darwinii; Guentherus altivela; Lampris guttatus; Promethichthys prometheus; Ruvettus pretiosus</w:t>
+            </w:r>
+          </w:p>
+        </w:tc>
+        <w:tc>
+          <w:tcPr>
+            <w:tcW w:type="dxa" w:w="6710"/>
+            <w:vAlign w:val="center"/>
+            <w:shd w:fill="FFFFFF"/>
+            <w:tcMar>
+              <w:top w:w="90" w:type="dxa"/>
+              <w:bottom w:w="90" w:type="dxa"/>
+              <w:left w:w="110" w:type="dxa"/>
+              <w:right w:w="110" w:type="dxa"/>
+            </w:tcMar>
+            <w:tcBorders>
+              <w:top w:val="single" w:sz="5" w:color="D9D9D9"/>
+              <w:left w:val="single" w:sz="5" w:color="D9D9D9"/>
+              <w:bottom w:val="single" w:sz="5" w:color="D9D9D9"/>
+              <w:right w:val="single" w:sz="5" w:color="D9D9D9"/>
+            </w:tcBorders>
+          </w:tcPr>
+          <w:p>
+            <w:pPr>
+              <w:spacing w:after="40"/>
+            </w:pPr>
+            <w:r>
+              <w:rPr>
+                <w:rFonts w:ascii="Calibri" w:hAnsi="Calibri"/>
+                <w:sz w:val="21"/>
+              </w:rPr>
+              <w:t>Deep-water fish are weak predatory, habitat or family analogues of the source Gempylus, Lepidocybium or other bathy members. Exact placement and size/depth boundaries remain unverified; mixed diets and pelagic overlap weaken the pooled pathway. Lampris also has an uncertain local role.</w:t>
+            </w:r>
+          </w:p>
+        </w:tc>
+      </w:tr>
+      <w:tr>
+        <w:trPr>
+          <w:cantSplit/>
+        </w:trPr>
+        <w:tc>
+          <w:tcPr>
+            <w:tcW w:type="dxa" w:w="3298"/>
+            <w:vAlign w:val="center"/>
+            <w:shd w:fill="FFFFFF"/>
+            <w:tcMar>
+              <w:top w:w="90" w:type="dxa"/>
+              <w:bottom w:w="90" w:type="dxa"/>
+              <w:left w:w="110" w:type="dxa"/>
+              <w:right w:w="110" w:type="dxa"/>
+            </w:tcMar>
+            <w:tcBorders>
+              <w:top w:val="single" w:sz="5" w:color="D9D9D9"/>
+              <w:left w:val="single" w:sz="5" w:color="D9D9D9"/>
+              <w:bottom w:val="single" w:sz="5" w:color="D9D9D9"/>
+              <w:right w:val="single" w:sz="5" w:color="D9D9D9"/>
+            </w:tcBorders>
+          </w:tcPr>
+          <w:p>
+            <w:pPr>
+              <w:spacing w:after="40"/>
+            </w:pPr>
+            <w:r>
+              <w:rPr>
+                <w:rFonts w:ascii="Calibri" w:hAnsi="Calibri"/>
+                <w:sz w:val="21"/>
+              </w:rPr>
+              <w:t>Apsilus fuscus; Brotula barbata</w:t>
+            </w:r>
+          </w:p>
+        </w:tc>
+        <w:tc>
+          <w:tcPr>
+            <w:tcW w:type="dxa" w:w="6710"/>
+            <w:vAlign w:val="center"/>
+            <w:shd w:fill="FFFFFF"/>
+            <w:tcMar>
+              <w:top w:w="90" w:type="dxa"/>
+              <w:bottom w:w="90" w:type="dxa"/>
+              <w:left w:w="110" w:type="dxa"/>
+              <w:right w:w="110" w:type="dxa"/>
+            </w:tcMar>
+            <w:tcBorders>
+              <w:top w:val="single" w:sz="5" w:color="D9D9D9"/>
+              <w:left w:val="single" w:sz="5" w:color="D9D9D9"/>
+              <w:bottom w:val="single" w:sz="5" w:color="D9D9D9"/>
+              <w:right w:val="single" w:sz="5" w:color="D9D9D9"/>
+            </w:tcBorders>
+          </w:tcPr>
+          <w:p>
+            <w:pPr>
+              <w:spacing w:after="40"/>
+            </w:pPr>
+            <w:r>
+              <w:rPr>
+                <w:rFonts w:ascii="Calibri" w:hAnsi="Calibri"/>
+                <w:sz w:val="21"/>
+              </w:rPr>
+              <w:t>The snapper and brotula are weak shelf-predator analogues. Apsilus is not established by the source coastal Lutjanus members; Brotula also overlaps deeper and crustacean-feeding compartments.</w:t>
+            </w:r>
+          </w:p>
+        </w:tc>
+      </w:tr>
+      <w:tr>
+        <w:trPr>
+          <w:cantSplit/>
+        </w:trPr>
+        <w:tc>
+          <w:tcPr>
+            <w:tcW w:type="dxa" w:w="3298"/>
+            <w:vAlign w:val="center"/>
+            <w:shd w:fill="FFFFFF"/>
+            <w:tcMar>
+              <w:top w:w="90" w:type="dxa"/>
+              <w:bottom w:w="90" w:type="dxa"/>
+              <w:left w:w="110" w:type="dxa"/>
+              <w:right w:w="110" w:type="dxa"/>
+            </w:tcMar>
+            <w:tcBorders>
+              <w:top w:val="single" w:sz="5" w:color="D9D9D9"/>
+              <w:left w:val="single" w:sz="5" w:color="D9D9D9"/>
+              <w:bottom w:val="single" w:sz="5" w:color="D9D9D9"/>
+              <w:right w:val="single" w:sz="5" w:color="D9D9D9"/>
+            </w:tcBorders>
+          </w:tcPr>
+          <w:p>
+            <w:pPr>
+              <w:spacing w:after="40"/>
+            </w:pPr>
+            <w:r>
+              <w:rPr>
+                <w:rFonts w:ascii="Calibri" w:hAnsi="Calibri"/>
+                <w:sz w:val="21"/>
+              </w:rPr>
+              <w:t>Batoidea; Chondrichthyes</w:t>
+            </w:r>
+          </w:p>
+        </w:tc>
+        <w:tc>
+          <w:tcPr>
+            <w:tcW w:type="dxa" w:w="6710"/>
+            <w:vAlign w:val="center"/>
+            <w:shd w:fill="FFFFFF"/>
+            <w:tcMar>
+              <w:top w:w="90" w:type="dxa"/>
+              <w:bottom w:w="90" w:type="dxa"/>
+              <w:left w:w="110" w:type="dxa"/>
+              <w:right w:w="110" w:type="dxa"/>
+            </w:tcMar>
+            <w:tcBorders>
+              <w:top w:val="single" w:sz="5" w:color="D9D9D9"/>
+              <w:left w:val="single" w:sz="5" w:color="D9D9D9"/>
+              <w:bottom w:val="single" w:sz="5" w:color="D9D9D9"/>
+              <w:right w:val="single" w:sz="5" w:color="D9D9D9"/>
+            </w:tcBorders>
+          </w:tcPr>
+          <w:p>
+            <w:pPr>
+              <w:spacing w:after="40"/>
+            </w:pPr>
+            <w:r>
+              <w:rPr>
+                <w:rFonts w:ascii="Calibri" w:hAnsi="Calibri"/>
+                <w:sz w:val="21"/>
+              </w:rPr>
+              <w:t>The four shark/ray pools lack observed species, size and habitat composition. Chondrichthyes additionally includes chimaeras absent from the source. Historical donor catch proportions mix guild members and reporting populations; they do not establish residual composition and are transferred across years/bases.</w:t>
+            </w:r>
+          </w:p>
+        </w:tc>
+      </w:tr>
+      <w:tr>
+        <w:trPr>
+          <w:cantSplit/>
+        </w:trPr>
+        <w:tc>
+          <w:tcPr>
+            <w:tcW w:type="dxa" w:w="3298"/>
+            <w:vAlign w:val="center"/>
+            <w:shd w:fill="FFFFFF"/>
+            <w:tcMar>
+              <w:top w:w="90" w:type="dxa"/>
+              <w:bottom w:w="90" w:type="dxa"/>
+              <w:left w:w="110" w:type="dxa"/>
+              <w:right w:w="110" w:type="dxa"/>
+            </w:tcMar>
+            <w:tcBorders>
+              <w:top w:val="single" w:sz="5" w:color="D9D9D9"/>
+              <w:left w:val="single" w:sz="5" w:color="D9D9D9"/>
+              <w:bottom w:val="single" w:sz="5" w:color="D9D9D9"/>
+              <w:right w:val="single" w:sz="5" w:color="D9D9D9"/>
+            </w:tcBorders>
+          </w:tcPr>
+          <w:p>
+            <w:pPr>
+              <w:spacing w:after="40"/>
+            </w:pPr>
+            <w:r>
+              <w:rPr>
+                <w:rFonts w:ascii="Calibri" w:hAnsi="Calibri"/>
+                <w:sz w:val="21"/>
+              </w:rPr>
+              <w:t>Perciformes</w:t>
+            </w:r>
+          </w:p>
+        </w:tc>
+        <w:tc>
+          <w:tcPr>
+            <w:tcW w:type="dxa" w:w="6710"/>
+            <w:vAlign w:val="center"/>
+            <w:shd w:fill="FFFFFF"/>
+            <w:tcMar>
+              <w:top w:w="90" w:type="dxa"/>
+              <w:bottom w:w="90" w:type="dxa"/>
+              <w:left w:w="110" w:type="dxa"/>
+              <w:right w:w="110" w:type="dxa"/>
+            </w:tcMar>
+            <w:tcBorders>
+              <w:top w:val="single" w:sz="5" w:color="D9D9D9"/>
+              <w:left w:val="single" w:sz="5" w:color="D9D9D9"/>
+              <w:bottom w:val="single" w:sz="5" w:color="D9D9D9"/>
+              <w:right w:val="single" w:sz="5" w:color="D9D9D9"/>
+            </w:tcBorders>
+          </w:tcPr>
+          <w:p>
+            <w:pPr>
+              <w:spacing w:after="40"/>
+            </w:pPr>
+            <w:r>
+              <w:rPr>
+                <w:rFonts w:ascii="Calibri" w:hAnsi="Calibri"/>
+                <w:sz w:val="21"/>
+              </w:rPr>
+              <w:t>Historical reporting boundaries span named and residual source fishes but differ from modern taxonomy. The actual species mixture is unknown. The source-member union and complete 1998 group catch proportions are assumptions transferred across years and bases.</w:t>
+            </w:r>
+          </w:p>
+        </w:tc>
+      </w:tr>
+      <w:tr>
+        <w:trPr>
+          <w:cantSplit/>
+        </w:trPr>
+        <w:tc>
+          <w:tcPr>
+            <w:tcW w:type="dxa" w:w="3298"/>
+            <w:vAlign w:val="center"/>
+            <w:shd w:fill="FFFFFF"/>
+            <w:tcMar>
+              <w:top w:w="90" w:type="dxa"/>
+              <w:bottom w:w="90" w:type="dxa"/>
+              <w:left w:w="110" w:type="dxa"/>
+              <w:right w:w="110" w:type="dxa"/>
+            </w:tcMar>
+            <w:tcBorders>
+              <w:top w:val="single" w:sz="5" w:color="D9D9D9"/>
+              <w:left w:val="single" w:sz="5" w:color="D9D9D9"/>
+              <w:bottom w:val="single" w:sz="5" w:color="D9D9D9"/>
+              <w:right w:val="single" w:sz="5" w:color="D9D9D9"/>
+            </w:tcBorders>
+          </w:tcPr>
+          <w:p>
+            <w:pPr>
+              <w:spacing w:after="40"/>
+            </w:pPr>
+            <w:r>
+              <w:rPr>
+                <w:rFonts w:ascii="Calibri" w:hAnsi="Calibri"/>
+                <w:sz w:val="21"/>
+              </w:rPr>
+              <w:t>Aetobatus narinari; Carcharias taurus; Carcharodon carcharias; Galeorhinus galeus; Ginglymostoma cirratum; Glaucostegus cemiculus; Pristidae</w:t>
+            </w:r>
+          </w:p>
+        </w:tc>
+        <w:tc>
+          <w:tcPr>
+            <w:tcW w:type="dxa" w:w="6710"/>
+            <w:vAlign w:val="center"/>
+            <w:shd w:fill="FFFFFF"/>
+            <w:tcMar>
+              <w:top w:w="90" w:type="dxa"/>
+              <w:bottom w:w="90" w:type="dxa"/>
+              <w:left w:w="110" w:type="dxa"/>
+              <w:right w:w="110" w:type="dxa"/>
+            </w:tcMar>
+            <w:tcBorders>
+              <w:top w:val="single" w:sz="5" w:color="D9D9D9"/>
+              <w:left w:val="single" w:sz="5" w:color="D9D9D9"/>
+              <w:bottom w:val="single" w:sz="5" w:color="D9D9D9"/>
+              <w:right w:val="single" w:sz="5" w:color="D9D9D9"/>
+            </w:tcBorders>
+          </w:tcPr>
+          <w:p>
+            <w:pPr>
+              <w:spacing w:after="40"/>
+            </w:pPr>
+            <w:r>
+              <w:rPr>
+                <w:rFonts w:ascii="Calibri" w:hAnsi="Calibri"/>
+                <w:sz w:val="21"/>
+              </w:rPr>
+              <w:t>Large coastal sharks/rays are weak size, habitat or family analogues of source coastal elasmobranch members. These taxa are not explicitly listed, and compartment limits are incompletely verified; white-shark regional representativeness is also unverified.</w:t>
+            </w:r>
+          </w:p>
+        </w:tc>
+      </w:tr>
+      <w:tr>
+        <w:trPr>
+          <w:cantSplit/>
+        </w:trPr>
+        <w:tc>
+          <w:tcPr>
+            <w:tcW w:type="dxa" w:w="3298"/>
+            <w:vAlign w:val="center"/>
+            <w:shd w:fill="FFFFFF"/>
+            <w:tcMar>
+              <w:top w:w="90" w:type="dxa"/>
+              <w:bottom w:w="90" w:type="dxa"/>
+              <w:left w:w="110" w:type="dxa"/>
+              <w:right w:w="110" w:type="dxa"/>
+            </w:tcMar>
+            <w:tcBorders>
+              <w:top w:val="single" w:sz="5" w:color="D9D9D9"/>
+              <w:left w:val="single" w:sz="5" w:color="D9D9D9"/>
+              <w:bottom w:val="single" w:sz="5" w:color="D9D9D9"/>
+              <w:right w:val="single" w:sz="5" w:color="D9D9D9"/>
+            </w:tcBorders>
+          </w:tcPr>
+          <w:p>
+            <w:pPr>
+              <w:spacing w:after="40"/>
+            </w:pPr>
+            <w:r>
+              <w:rPr>
+                <w:rFonts w:ascii="Calibri" w:hAnsi="Calibri"/>
+                <w:sz w:val="21"/>
+              </w:rPr>
+              <w:t>Marine pelagic fishes not identified</w:t>
+            </w:r>
+          </w:p>
+        </w:tc>
+        <w:tc>
+          <w:tcPr>
+            <w:tcW w:type="dxa" w:w="6710"/>
+            <w:vAlign w:val="center"/>
+            <w:shd w:fill="FFFFFF"/>
+            <w:tcMar>
+              <w:top w:w="90" w:type="dxa"/>
+              <w:bottom w:w="90" w:type="dxa"/>
+              <w:left w:w="110" w:type="dxa"/>
+              <w:right w:w="110" w:type="dxa"/>
+            </w:tcMar>
+            <w:tcBorders>
+              <w:top w:val="single" w:sz="5" w:color="D9D9D9"/>
+              <w:left w:val="single" w:sz="5" w:color="D9D9D9"/>
+              <w:bottom w:val="single" w:sz="5" w:color="D9D9D9"/>
+              <w:right w:val="single" w:sz="5" w:color="D9D9D9"/>
+            </w:tcBorders>
+          </w:tcPr>
+          <w:p>
+            <w:pPr>
+              <w:spacing w:after="40"/>
+            </w:pPr>
+            <w:r>
+              <w:rPr>
+                <w:rFonts w:ascii="Calibri" w:hAnsi="Calibri"/>
+                <w:sz w:val="21"/>
+              </w:rPr>
+              <w:t>Source pelagic members include named tuna/billfish, clupeids and mixed shelf/bathy guilds. Their proportions within this reporting label are unknown; whole-pool 1998 catch weights transfer an assumed mixture across years/bases.</w:t>
+            </w:r>
+          </w:p>
+        </w:tc>
+      </w:tr>
+      <w:tr>
+        <w:trPr>
+          <w:cantSplit/>
+        </w:trPr>
+        <w:tc>
+          <w:tcPr>
+            <w:tcW w:type="dxa" w:w="3298"/>
+            <w:vAlign w:val="center"/>
+            <w:shd w:fill="FFFFFF"/>
+            <w:tcMar>
+              <w:top w:w="90" w:type="dxa"/>
+              <w:bottom w:w="90" w:type="dxa"/>
+              <w:left w:w="110" w:type="dxa"/>
+              <w:right w:w="110" w:type="dxa"/>
+            </w:tcMar>
+            <w:tcBorders>
+              <w:top w:val="single" w:sz="5" w:color="D9D9D9"/>
+              <w:left w:val="single" w:sz="5" w:color="D9D9D9"/>
+              <w:bottom w:val="single" w:sz="5" w:color="D9D9D9"/>
+              <w:right w:val="single" w:sz="5" w:color="D9D9D9"/>
+            </w:tcBorders>
+          </w:tcPr>
+          <w:p>
+            <w:pPr>
+              <w:spacing w:after="40"/>
+            </w:pPr>
+            <w:r>
+              <w:rPr>
+                <w:rFonts w:ascii="Calibri" w:hAnsi="Calibri"/>
+                <w:sz w:val="21"/>
+              </w:rPr>
+              <w:t>Lithognathus mormyrus</w:t>
+            </w:r>
+          </w:p>
+        </w:tc>
+        <w:tc>
+          <w:tcPr>
+            <w:tcW w:type="dxa" w:w="6710"/>
+            <w:vAlign w:val="center"/>
+            <w:shd w:fill="FFFFFF"/>
+            <w:tcMar>
+              <w:top w:w="90" w:type="dxa"/>
+              <w:bottom w:w="90" w:type="dxa"/>
+              <w:left w:w="110" w:type="dxa"/>
+              <w:right w:w="110" w:type="dxa"/>
+            </w:tcMar>
+            <w:tcBorders>
+              <w:top w:val="single" w:sz="5" w:color="D9D9D9"/>
+              <w:left w:val="single" w:sz="5" w:color="D9D9D9"/>
+              <w:bottom w:val="single" w:sz="5" w:color="D9D9D9"/>
+              <w:right w:val="single" w:sz="5" w:color="D9D9D9"/>
+            </w:tcBorders>
+          </w:tcPr>
+          <w:p>
+            <w:pPr>
+              <w:spacing w:after="40"/>
+            </w:pPr>
+            <w:r>
+              <w:rPr>
+                <w:rFonts w:ascii="Calibri" w:hAnsi="Calibri"/>
+                <w:sz w:val="21"/>
+              </w:rPr>
+              <w:t>The sea bream is a weak coastal benthic-invertebrate-feeder analogue; source membership and the precise feeding/size boundary remain unverified.</w:t>
+            </w:r>
+          </w:p>
+        </w:tc>
+      </w:tr>
+      <w:tr>
+        <w:trPr>
+          <w:cantSplit/>
+        </w:trPr>
+        <w:tc>
+          <w:tcPr>
+            <w:tcW w:type="dxa" w:w="3298"/>
+            <w:vAlign w:val="center"/>
+            <w:shd w:fill="FFFFFF"/>
+            <w:tcMar>
+              <w:top w:w="90" w:type="dxa"/>
+              <w:bottom w:w="90" w:type="dxa"/>
+              <w:left w:w="110" w:type="dxa"/>
+              <w:right w:w="110" w:type="dxa"/>
+            </w:tcMar>
+            <w:tcBorders>
+              <w:top w:val="single" w:sz="5" w:color="D9D9D9"/>
+              <w:left w:val="single" w:sz="5" w:color="D9D9D9"/>
+              <w:bottom w:val="single" w:sz="5" w:color="D9D9D9"/>
+              <w:right w:val="single" w:sz="5" w:color="D9D9D9"/>
+            </w:tcBorders>
+          </w:tcPr>
+          <w:p>
+            <w:pPr>
+              <w:spacing w:after="40"/>
+            </w:pPr>
+            <w:r>
+              <w:rPr>
+                <w:rFonts w:ascii="Calibri" w:hAnsi="Calibri"/>
+                <w:sz w:val="21"/>
+              </w:rPr>
+              <w:t>Elagatis bipinnulata; Tylosurus crocodilus</w:t>
+            </w:r>
+          </w:p>
+        </w:tc>
+        <w:tc>
+          <w:tcPr>
+            <w:tcW w:type="dxa" w:w="6710"/>
+            <w:vAlign w:val="center"/>
+            <w:shd w:fill="FFFFFF"/>
+            <w:tcMar>
+              <w:top w:w="90" w:type="dxa"/>
+              <w:bottom w:w="90" w:type="dxa"/>
+              <w:left w:w="110" w:type="dxa"/>
+              <w:right w:w="110" w:type="dxa"/>
+            </w:tcMar>
+            <w:tcBorders>
+              <w:top w:val="single" w:sz="5" w:color="D9D9D9"/>
+              <w:left w:val="single" w:sz="5" w:color="D9D9D9"/>
+              <w:bottom w:val="single" w:sz="5" w:color="D9D9D9"/>
+              <w:right w:val="single" w:sz="5" w:color="D9D9D9"/>
+            </w:tcBorders>
+          </w:tcPr>
+          <w:p>
+            <w:pPr>
+              <w:spacing w:after="40"/>
+            </w:pPr>
+            <w:r>
+              <w:rPr>
+                <w:rFonts w:ascii="Calibri" w:hAnsi="Calibri"/>
+                <w:sz w:val="21"/>
+              </w:rPr>
+              <w:t>These large pelagic fishes are weak feeding/habitat analogues of source Alectis/Coryphaena or Ablennes. Exact source membership and size/habitat limits are unverified.</w:t>
+            </w:r>
+          </w:p>
+        </w:tc>
+      </w:tr>
+      <w:tr>
+        <w:trPr>
+          <w:cantSplit/>
+        </w:trPr>
+        <w:tc>
+          <w:tcPr>
+            <w:tcW w:type="dxa" w:w="3298"/>
+            <w:vAlign w:val="center"/>
+            <w:shd w:fill="FFFFFF"/>
+            <w:tcMar>
+              <w:top w:w="90" w:type="dxa"/>
+              <w:bottom w:w="90" w:type="dxa"/>
+              <w:left w:w="110" w:type="dxa"/>
+              <w:right w:w="110" w:type="dxa"/>
+            </w:tcMar>
+            <w:tcBorders>
+              <w:top w:val="single" w:sz="5" w:color="D9D9D9"/>
+              <w:left w:val="single" w:sz="5" w:color="D9D9D9"/>
+              <w:bottom w:val="single" w:sz="5" w:color="D9D9D9"/>
+              <w:right w:val="single" w:sz="5" w:color="D9D9D9"/>
+            </w:tcBorders>
+          </w:tcPr>
+          <w:p>
+            <w:pPr>
+              <w:spacing w:after="40"/>
+            </w:pPr>
+            <w:r>
+              <w:rPr>
+                <w:rFonts w:ascii="Calibri" w:hAnsi="Calibri"/>
+                <w:sz w:val="21"/>
+              </w:rPr>
+              <w:t>Branchiostegus; Lagocephalus laevigatus; Parapristipoma octolineatum; Spondyliosoma cantharus</w:t>
+            </w:r>
+          </w:p>
+        </w:tc>
+        <w:tc>
+          <w:tcPr>
+            <w:tcW w:type="dxa" w:w="6710"/>
+            <w:vAlign w:val="center"/>
+            <w:shd w:fill="FFFFFF"/>
+            <w:tcMar>
+              <w:top w:w="90" w:type="dxa"/>
+              <w:bottom w:w="90" w:type="dxa"/>
+              <w:left w:w="110" w:type="dxa"/>
+              <w:right w:w="110" w:type="dxa"/>
+            </w:tcMar>
+            <w:tcBorders>
+              <w:top w:val="single" w:sz="5" w:color="D9D9D9"/>
+              <w:left w:val="single" w:sz="5" w:color="D9D9D9"/>
+              <w:bottom w:val="single" w:sz="5" w:color="D9D9D9"/>
+              <w:right w:val="single" w:sz="5" w:color="D9D9D9"/>
+            </w:tcBorders>
+          </w:tcPr>
+          <w:p>
+            <w:pPr>
+              <w:spacing w:after="40"/>
+            </w:pPr>
+            <w:r>
+              <w:rPr>
+                <w:rFonts w:ascii="Calibri" w:hAnsi="Calibri"/>
+                <w:sz w:val="21"/>
+              </w:rPr>
+              <w:t>Shelf benthic feeders are weak analogues of source members such as Balistes, Plectorhinchus, Pagellus and Boops. No explicit placement is documented; the puffer overlaps pelagic/benthic guilds and source puffers span several compartments.</w:t>
+            </w:r>
+          </w:p>
+        </w:tc>
+      </w:tr>
+      <w:tr>
+        <w:trPr>
+          <w:cantSplit/>
+        </w:trPr>
+        <w:tc>
+          <w:tcPr>
+            <w:tcW w:type="dxa" w:w="3298"/>
+            <w:vAlign w:val="center"/>
+            <w:shd w:fill="FFFFFF"/>
+            <w:tcMar>
+              <w:top w:w="90" w:type="dxa"/>
+              <w:bottom w:w="90" w:type="dxa"/>
+              <w:left w:w="110" w:type="dxa"/>
+              <w:right w:w="110" w:type="dxa"/>
+            </w:tcMar>
+            <w:tcBorders>
+              <w:top w:val="single" w:sz="5" w:color="D9D9D9"/>
+              <w:left w:val="single" w:sz="5" w:color="D9D9D9"/>
+              <w:bottom w:val="single" w:sz="5" w:color="D9D9D9"/>
+              <w:right w:val="single" w:sz="5" w:color="D9D9D9"/>
+            </w:tcBorders>
+          </w:tcPr>
+          <w:p>
+            <w:pPr>
+              <w:spacing w:after="40"/>
+            </w:pPr>
+            <w:r>
+              <w:rPr>
+                <w:rFonts w:ascii="Calibri" w:hAnsi="Calibri"/>
+                <w:sz w:val="21"/>
+              </w:rPr>
+              <w:t>Sarotherodon galilaeus; Sarotherodon melanotheron</w:t>
+            </w:r>
+          </w:p>
+        </w:tc>
+        <w:tc>
+          <w:tcPr>
+            <w:tcW w:type="dxa" w:w="6710"/>
+            <w:vAlign w:val="center"/>
+            <w:shd w:fill="FFFFFF"/>
+            <w:tcMar>
+              <w:top w:w="90" w:type="dxa"/>
+              <w:bottom w:w="90" w:type="dxa"/>
+              <w:left w:w="110" w:type="dxa"/>
+              <w:right w:w="110" w:type="dxa"/>
+            </w:tcMar>
+            <w:tcBorders>
+              <w:top w:val="single" w:sz="5" w:color="D9D9D9"/>
+              <w:left w:val="single" w:sz="5" w:color="D9D9D9"/>
+              <w:bottom w:val="single" w:sz="5" w:color="D9D9D9"/>
+              <w:right w:val="single" w:sz="5" w:color="D9D9D9"/>
+            </w:tcBorders>
+          </w:tcPr>
+          <w:p>
+            <w:pPr>
+              <w:spacing w:after="40"/>
+            </w:pPr>
+            <w:r>
+              <w:rPr>
+                <w:rFonts w:ascii="Calibri" w:hAnsi="Calibri"/>
+                <w:sz w:val="21"/>
+              </w:rPr>
+              <w:t>Tilapia plant/detritus feeding links weakly to source Liza/Mugil and Acanthurus/Sarpa. These are not mullets or source members; freshwater/brackish or lagoon habitats are transferred to marine pathways without a freshwater compartment.</w:t>
+            </w:r>
+          </w:p>
+        </w:tc>
+      </w:tr>
+      <w:tr>
+        <w:trPr>
+          <w:cantSplit/>
+        </w:trPr>
+        <w:tc>
+          <w:tcPr>
+            <w:tcW w:type="dxa" w:w="3298"/>
+            <w:vAlign w:val="center"/>
+            <w:shd w:fill="FFFFFF"/>
+            <w:tcMar>
+              <w:top w:w="90" w:type="dxa"/>
+              <w:bottom w:w="90" w:type="dxa"/>
+              <w:left w:w="110" w:type="dxa"/>
+              <w:right w:w="110" w:type="dxa"/>
+            </w:tcMar>
+            <w:tcBorders>
+              <w:top w:val="single" w:sz="5" w:color="D9D9D9"/>
+              <w:left w:val="single" w:sz="5" w:color="D9D9D9"/>
+              <w:bottom w:val="single" w:sz="5" w:color="D9D9D9"/>
+              <w:right w:val="single" w:sz="5" w:color="D9D9D9"/>
+            </w:tcBorders>
+          </w:tcPr>
+          <w:p>
+            <w:pPr>
+              <w:spacing w:after="40"/>
+            </w:pPr>
+            <w:r>
+              <w:rPr>
+                <w:rFonts w:ascii="Calibri" w:hAnsi="Calibri"/>
+                <w:sz w:val="21"/>
+              </w:rPr>
+              <w:t>Bathygobius soporator; Gobiidae; Solea</w:t>
+            </w:r>
+          </w:p>
+        </w:tc>
+        <w:tc>
+          <w:tcPr>
+            <w:tcW w:type="dxa" w:w="6710"/>
+            <w:vAlign w:val="center"/>
+            <w:shd w:fill="FFFFFF"/>
+            <w:tcMar>
+              <w:top w:w="90" w:type="dxa"/>
+              <w:bottom w:w="90" w:type="dxa"/>
+              <w:left w:w="110" w:type="dxa"/>
+              <w:right w:w="110" w:type="dxa"/>
+            </w:tcMar>
+            <w:tcBorders>
+              <w:top w:val="single" w:sz="5" w:color="D9D9D9"/>
+              <w:left w:val="single" w:sz="5" w:color="D9D9D9"/>
+              <w:bottom w:val="single" w:sz="5" w:color="D9D9D9"/>
+              <w:right w:val="single" w:sz="5" w:color="D9D9D9"/>
+            </w:tcBorders>
+          </w:tcPr>
+          <w:p>
+            <w:pPr>
+              <w:spacing w:after="40"/>
+            </w:pPr>
+            <w:r>
+              <w:rPr>
+                <w:rFonts w:ascii="Calibri" w:hAnsi="Calibri"/>
+                <w:sz w:val="21"/>
+              </w:rPr>
+              <w:t>Gobies and soles are weak shallow benthic-feeder analogues of the source coastal guild. No explicit goby compartment exists; Solea species/depth composition is unknown. The provider large-reef bin does not establish Bathygobius placement.</w:t>
+            </w:r>
+          </w:p>
+        </w:tc>
+      </w:tr>
+      <w:tr>
+        <w:trPr>
+          <w:cantSplit/>
+        </w:trPr>
+        <w:tc>
+          <w:tcPr>
+            <w:tcW w:type="dxa" w:w="3298"/>
+            <w:vAlign w:val="center"/>
+            <w:shd w:fill="FFFFFF"/>
+            <w:tcMar>
+              <w:top w:w="90" w:type="dxa"/>
+              <w:bottom w:w="90" w:type="dxa"/>
+              <w:left w:w="110" w:type="dxa"/>
+              <w:right w:w="110" w:type="dxa"/>
+            </w:tcMar>
+            <w:tcBorders>
+              <w:top w:val="single" w:sz="5" w:color="D9D9D9"/>
+              <w:left w:val="single" w:sz="5" w:color="D9D9D9"/>
+              <w:bottom w:val="single" w:sz="5" w:color="D9D9D9"/>
+              <w:right w:val="single" w:sz="5" w:color="D9D9D9"/>
+            </w:tcBorders>
+          </w:tcPr>
+          <w:p>
+            <w:pPr>
+              <w:spacing w:after="40"/>
+            </w:pPr>
+            <w:r>
+              <w:rPr>
+                <w:rFonts w:ascii="Calibri" w:hAnsi="Calibri"/>
+                <w:sz w:val="21"/>
+              </w:rPr>
+              <w:t>Miscellaneous marine crustaceans</w:t>
+            </w:r>
+          </w:p>
+        </w:tc>
+        <w:tc>
+          <w:tcPr>
+            <w:tcW w:type="dxa" w:w="6710"/>
+            <w:vAlign w:val="center"/>
+            <w:shd w:fill="FFFFFF"/>
+            <w:tcMar>
+              <w:top w:w="90" w:type="dxa"/>
+              <w:bottom w:w="90" w:type="dxa"/>
+              <w:left w:w="110" w:type="dxa"/>
+              <w:right w:w="110" w:type="dxa"/>
+            </w:tcMar>
+            <w:tcBorders>
+              <w:top w:val="single" w:sz="5" w:color="D9D9D9"/>
+              <w:left w:val="single" w:sz="5" w:color="D9D9D9"/>
+              <w:bottom w:val="single" w:sz="5" w:color="D9D9D9"/>
+              <w:right w:val="single" w:sz="5" w:color="D9D9D9"/>
+            </w:tcBorders>
+          </w:tcPr>
+          <w:p>
+            <w:pPr>
+              <w:spacing w:after="40"/>
+            </w:pPr>
+            <w:r>
+              <w:rPr>
+                <w:rFonts w:ascii="Calibri" w:hAnsi="Calibri"/>
+                <w:sz w:val="21"/>
+              </w:rPr>
+              <w:t>Actual source invertebrates include benthic taxa, euphausiids and unspecified larvae. Provider bins do not prove adult-only composition. Larval taxonomy and caught-stage composition are unobserved; source whole-pool catch weights are fixed across years/bases.</w:t>
+            </w:r>
+          </w:p>
+        </w:tc>
+      </w:tr>
+      <w:tr>
+        <w:trPr>
+          <w:cantSplit/>
+        </w:trPr>
+        <w:tc>
+          <w:tcPr>
+            <w:tcW w:type="dxa" w:w="3298"/>
+            <w:vAlign w:val="center"/>
+            <w:shd w:fill="FFFFFF"/>
+            <w:tcMar>
+              <w:top w:w="90" w:type="dxa"/>
+              <w:bottom w:w="90" w:type="dxa"/>
+              <w:left w:w="110" w:type="dxa"/>
+              <w:right w:w="110" w:type="dxa"/>
+            </w:tcMar>
+            <w:tcBorders>
+              <w:top w:val="single" w:sz="5" w:color="D9D9D9"/>
+              <w:left w:val="single" w:sz="5" w:color="D9D9D9"/>
+              <w:bottom w:val="single" w:sz="5" w:color="D9D9D9"/>
+              <w:right w:val="single" w:sz="5" w:color="D9D9D9"/>
+            </w:tcBorders>
+          </w:tcPr>
+          <w:p>
+            <w:pPr>
+              <w:spacing w:after="40"/>
+            </w:pPr>
+            <w:r>
+              <w:rPr>
+                <w:rFonts w:ascii="Calibri" w:hAnsi="Calibri"/>
+                <w:sz w:val="21"/>
+              </w:rPr>
+              <w:t>Scorpaeniformes</w:t>
+            </w:r>
+          </w:p>
+        </w:tc>
+        <w:tc>
+          <w:tcPr>
+            <w:tcW w:type="dxa" w:w="6710"/>
+            <w:vAlign w:val="center"/>
+            <w:shd w:fill="FFFFFF"/>
+            <w:tcMar>
+              <w:top w:w="90" w:type="dxa"/>
+              <w:bottom w:w="90" w:type="dxa"/>
+              <w:left w:w="110" w:type="dxa"/>
+              <w:right w:w="110" w:type="dxa"/>
+            </w:tcMar>
+            <w:tcBorders>
+              <w:top w:val="single" w:sz="5" w:color="D9D9D9"/>
+              <w:left w:val="single" w:sz="5" w:color="D9D9D9"/>
+              <w:bottom w:val="single" w:sz="5" w:color="D9D9D9"/>
+              <w:right w:val="single" w:sz="5" w:color="D9D9D9"/>
+            </w:tcBorders>
+          </w:tcPr>
+          <w:p>
+            <w:pPr>
+              <w:spacing w:after="40"/>
+            </w:pPr>
+            <w:r>
+              <w:rPr>
+                <w:rFonts w:ascii="Calibri" w:hAnsi="Calibri"/>
+                <w:sz w:val="21"/>
+              </w:rPr>
+              <w:t>Source scorpionfish, gurnard and flying-gurnard members span coastal, shelf and bathy groups. Legacy order boundaries and unidentified caught composition remain uncertain; 1998 whole-group catch weights transfer the mixed pathways across years/bases.</w:t>
+            </w:r>
+          </w:p>
+        </w:tc>
+      </w:tr>
+      <w:tr>
+        <w:trPr>
+          <w:cantSplit/>
+        </w:trPr>
+        <w:tc>
+          <w:tcPr>
+            <w:tcW w:type="dxa" w:w="3298"/>
+            <w:vAlign w:val="center"/>
+            <w:shd w:fill="FFFFFF"/>
+            <w:tcMar>
+              <w:top w:w="90" w:type="dxa"/>
+              <w:bottom w:w="90" w:type="dxa"/>
+              <w:left w:w="110" w:type="dxa"/>
+              <w:right w:w="110" w:type="dxa"/>
+            </w:tcMar>
+            <w:tcBorders>
+              <w:top w:val="single" w:sz="5" w:color="D9D9D9"/>
+              <w:left w:val="single" w:sz="5" w:color="D9D9D9"/>
+              <w:bottom w:val="single" w:sz="5" w:color="D9D9D9"/>
+              <w:right w:val="single" w:sz="5" w:color="D9D9D9"/>
+            </w:tcBorders>
+          </w:tcPr>
+          <w:p>
+            <w:pPr>
+              <w:spacing w:after="40"/>
+            </w:pPr>
+            <w:r>
+              <w:rPr>
+                <w:rFonts w:ascii="Calibri" w:hAnsi="Calibri"/>
+                <w:sz w:val="21"/>
+              </w:rPr>
+              <w:t>Centrophorus; Centrophorus granulosus; Centrophorus lusitanicus; Centrophorus squamosus; Centroscymnus coelolepis; Centroselachus crepidater; Cetorhinus maximus; Dalatias licha; Deania calceus; Echinorhinus brucus; Hexanchus griseus; Rostroraja alba; Scymnodon ringens; Somniosus rostratus</w:t>
+            </w:r>
+          </w:p>
+        </w:tc>
+        <w:tc>
+          <w:tcPr>
+            <w:tcW w:type="dxa" w:w="6710"/>
+            <w:vAlign w:val="center"/>
+            <w:shd w:fill="FFFFFF"/>
+            <w:tcMar>
+              <w:top w:w="90" w:type="dxa"/>
+              <w:bottom w:w="90" w:type="dxa"/>
+              <w:left w:w="110" w:type="dxa"/>
+              <w:right w:w="110" w:type="dxa"/>
+            </w:tcMar>
+            <w:tcBorders>
+              <w:top w:val="single" w:sz="5" w:color="D9D9D9"/>
+              <w:left w:val="single" w:sz="5" w:color="D9D9D9"/>
+              <w:bottom w:val="single" w:sz="5" w:color="D9D9D9"/>
+              <w:right w:val="single" w:sz="5" w:color="D9D9D9"/>
+            </w:tcBorders>
+          </w:tcPr>
+          <w:p>
+            <w:pPr>
+              <w:spacing w:after="40"/>
+            </w:pPr>
+            <w:r>
+              <w:rPr>
+                <w:rFonts w:ascii="Calibri" w:hAnsi="Calibri"/>
+                <w:sz w:val="21"/>
+              </w:rPr>
+              <w:t>These are weak size, depth or family analogues of source large deep elasmobranchs; exact membership and size cutoffs are unverified. Basking shark follows the named whale-shark analogue despite pelagic filter feeding; skate catch depths and some local geographic fits remain uncertain.</w:t>
+            </w:r>
+          </w:p>
+        </w:tc>
+      </w:tr>
+      <w:tr>
+        <w:trPr>
+          <w:cantSplit/>
+        </w:trPr>
+        <w:tc>
+          <w:tcPr>
+            <w:tcW w:type="dxa" w:w="3298"/>
+            <w:vAlign w:val="center"/>
+            <w:shd w:fill="FFFFFF"/>
+            <w:tcMar>
+              <w:top w:w="90" w:type="dxa"/>
+              <w:bottom w:w="90" w:type="dxa"/>
+              <w:left w:w="110" w:type="dxa"/>
+              <w:right w:w="110" w:type="dxa"/>
+            </w:tcMar>
+            <w:tcBorders>
+              <w:top w:val="single" w:sz="5" w:color="D9D9D9"/>
+              <w:left w:val="single" w:sz="5" w:color="D9D9D9"/>
+              <w:bottom w:val="single" w:sz="5" w:color="D9D9D9"/>
+              <w:right w:val="single" w:sz="5" w:color="D9D9D9"/>
+            </w:tcBorders>
+          </w:tcPr>
+          <w:p>
+            <w:pPr>
+              <w:spacing w:after="40"/>
+            </w:pPr>
+            <w:r>
+              <w:rPr>
+                <w:rFonts w:ascii="Calibri" w:hAnsi="Calibri"/>
+                <w:sz w:val="21"/>
+              </w:rPr>
+              <w:t>Centrolophidae; Peristediidae; Schedophilus ovalis; Schedophilus pemarco</w:t>
+            </w:r>
+          </w:p>
+        </w:tc>
+        <w:tc>
+          <w:tcPr>
+            <w:tcW w:type="dxa" w:w="6710"/>
+            <w:vAlign w:val="center"/>
+            <w:shd w:fill="FFFFFF"/>
+            <w:tcMar>
+              <w:top w:w="90" w:type="dxa"/>
+              <w:bottom w:w="90" w:type="dxa"/>
+              <w:left w:w="110" w:type="dxa"/>
+              <w:right w:w="110" w:type="dxa"/>
+            </w:tcMar>
+            <w:tcBorders>
+              <w:top w:val="single" w:sz="5" w:color="D9D9D9"/>
+              <w:left w:val="single" w:sz="5" w:color="D9D9D9"/>
+              <w:bottom w:val="single" w:sz="5" w:color="D9D9D9"/>
+              <w:right w:val="single" w:sz="5" w:color="D9D9D9"/>
+            </w:tcBorders>
+          </w:tcPr>
+          <w:p>
+            <w:pPr>
+              <w:spacing w:after="40"/>
+            </w:pPr>
+            <w:r>
+              <w:rPr>
+                <w:rFonts w:ascii="Calibri" w:hAnsi="Calibri"/>
+                <w:sz w:val="21"/>
+              </w:rPr>
+              <w:t>Barrelfishes and armoured gurnards are weak benthopelagic-feeder analogues of source Ariomma or Trigla. Heterogeneous diets, uncertain local feeding and shelf/slope overlap leave source-specific placement unresolved.</w:t>
+            </w:r>
+          </w:p>
+        </w:tc>
+      </w:tr>
+      <w:tr>
+        <w:trPr>
+          <w:cantSplit/>
+        </w:trPr>
+        <w:tc>
+          <w:tcPr>
+            <w:tcW w:type="dxa" w:w="3298"/>
+            <w:vAlign w:val="center"/>
+            <w:shd w:fill="FFFFFF"/>
+            <w:tcMar>
+              <w:top w:w="90" w:type="dxa"/>
+              <w:bottom w:w="90" w:type="dxa"/>
+              <w:left w:w="110" w:type="dxa"/>
+              <w:right w:w="110" w:type="dxa"/>
+            </w:tcMar>
+            <w:tcBorders>
+              <w:top w:val="single" w:sz="5" w:color="D9D9D9"/>
+              <w:left w:val="single" w:sz="5" w:color="D9D9D9"/>
+              <w:bottom w:val="single" w:sz="5" w:color="D9D9D9"/>
+              <w:right w:val="single" w:sz="5" w:color="D9D9D9"/>
+            </w:tcBorders>
+          </w:tcPr>
+          <w:p>
+            <w:pPr>
+              <w:spacing w:after="40"/>
+            </w:pPr>
+            <w:r>
+              <w:rPr>
+                <w:rFonts w:ascii="Calibri" w:hAnsi="Calibri"/>
+                <w:sz w:val="21"/>
+              </w:rPr>
+              <w:t>Pellonula leonensis</w:t>
+            </w:r>
+          </w:p>
+        </w:tc>
+        <w:tc>
+          <w:tcPr>
+            <w:tcW w:type="dxa" w:w="6710"/>
+            <w:vAlign w:val="center"/>
+            <w:shd w:fill="FFFFFF"/>
+            <w:tcMar>
+              <w:top w:w="90" w:type="dxa"/>
+              <w:bottom w:w="90" w:type="dxa"/>
+              <w:left w:w="110" w:type="dxa"/>
+              <w:right w:w="110" w:type="dxa"/>
+            </w:tcMar>
+            <w:tcBorders>
+              <w:top w:val="single" w:sz="5" w:color="D9D9D9"/>
+              <w:left w:val="single" w:sz="5" w:color="D9D9D9"/>
+              <w:bottom w:val="single" w:sz="5" w:color="D9D9D9"/>
+              <w:right w:val="single" w:sz="5" w:color="D9D9D9"/>
+            </w:tcBorders>
+          </w:tcPr>
+          <w:p>
+            <w:pPr>
+              <w:spacing w:after="40"/>
+            </w:pPr>
+            <w:r>
+              <w:rPr>
+                <w:rFonts w:ascii="Calibri" w:hAnsi="Calibri"/>
+                <w:sz w:val="21"/>
+              </w:rPr>
+              <w:t>Pellonula provides a weak small coastal-pelagic feeding analogue, but river/lagoon and brackish occurrence complicate transfer. Marine catch does not establish a shared freshwater food web or documented source membership.</w:t>
+            </w:r>
+          </w:p>
+        </w:tc>
+      </w:tr>
+      <w:tr>
+        <w:trPr>
+          <w:cantSplit/>
+        </w:trPr>
+        <w:tc>
+          <w:tcPr>
+            <w:tcW w:type="dxa" w:w="3298"/>
+            <w:vAlign w:val="center"/>
+            <w:shd w:fill="FFFFFF"/>
+            <w:tcMar>
+              <w:top w:w="90" w:type="dxa"/>
+              <w:bottom w:w="90" w:type="dxa"/>
+              <w:left w:w="110" w:type="dxa"/>
+              <w:right w:w="110" w:type="dxa"/>
+            </w:tcMar>
+            <w:tcBorders>
+              <w:top w:val="single" w:sz="5" w:color="D9D9D9"/>
+              <w:left w:val="single" w:sz="5" w:color="D9D9D9"/>
+              <w:bottom w:val="single" w:sz="5" w:color="D9D9D9"/>
+              <w:right w:val="single" w:sz="5" w:color="D9D9D9"/>
+            </w:tcBorders>
+          </w:tcPr>
+          <w:p>
+            <w:pPr>
+              <w:spacing w:after="40"/>
+            </w:pPr>
+            <w:r>
+              <w:rPr>
+                <w:rFonts w:ascii="Calibri" w:hAnsi="Calibri"/>
+                <w:sz w:val="21"/>
+              </w:rPr>
+              <w:t>Pseudocaranx dentex; Uraspis secunda</w:t>
+            </w:r>
+          </w:p>
+        </w:tc>
+        <w:tc>
+          <w:tcPr>
+            <w:tcW w:type="dxa" w:w="6710"/>
+            <w:vAlign w:val="center"/>
+            <w:shd w:fill="FFFFFF"/>
+            <w:tcMar>
+              <w:top w:w="90" w:type="dxa"/>
+              <w:bottom w:w="90" w:type="dxa"/>
+              <w:left w:w="110" w:type="dxa"/>
+              <w:right w:w="110" w:type="dxa"/>
+            </w:tcMar>
+            <w:tcBorders>
+              <w:top w:val="single" w:sz="5" w:color="D9D9D9"/>
+              <w:left w:val="single" w:sz="5" w:color="D9D9D9"/>
+              <w:bottom w:val="single" w:sz="5" w:color="D9D9D9"/>
+              <w:right w:val="single" w:sz="5" w:color="D9D9D9"/>
+            </w:tcBorders>
+          </w:tcPr>
+          <w:p>
+            <w:pPr>
+              <w:spacing w:after="40"/>
+            </w:pPr>
+            <w:r>
+              <w:rPr>
+                <w:rFonts w:ascii="Calibri" w:hAnsi="Calibri"/>
+                <w:sz w:val="21"/>
+              </w:rPr>
+              <w:t>Trevally/jack are weak analogues of source Caranx/Trachinotus. Offshore habitat overlap and incomplete source guild boundaries prevent stronger membership confidence.</w:t>
+            </w:r>
+          </w:p>
+        </w:tc>
+      </w:tr>
+      <w:tr>
+        <w:trPr>
+          <w:cantSplit/>
+        </w:trPr>
+        <w:tc>
+          <w:tcPr>
+            <w:tcW w:type="dxa" w:w="3298"/>
+            <w:vAlign w:val="center"/>
+            <w:shd w:fill="FFFFFF"/>
+            <w:tcMar>
+              <w:top w:w="90" w:type="dxa"/>
+              <w:bottom w:w="90" w:type="dxa"/>
+              <w:left w:w="110" w:type="dxa"/>
+              <w:right w:w="110" w:type="dxa"/>
+            </w:tcMar>
+            <w:tcBorders>
+              <w:top w:val="single" w:sz="5" w:color="D9D9D9"/>
+              <w:left w:val="single" w:sz="5" w:color="D9D9D9"/>
+              <w:bottom w:val="single" w:sz="5" w:color="D9D9D9"/>
+              <w:right w:val="single" w:sz="5" w:color="D9D9D9"/>
+            </w:tcBorders>
+          </w:tcPr>
+          <w:p>
+            <w:pPr>
+              <w:spacing w:after="40"/>
+            </w:pPr>
+            <w:r>
+              <w:rPr>
+                <w:rFonts w:ascii="Calibri" w:hAnsi="Calibri"/>
+                <w:sz w:val="21"/>
+              </w:rPr>
+              <w:t>Holocentrus adscensionis</w:t>
+            </w:r>
+          </w:p>
+        </w:tc>
+        <w:tc>
+          <w:tcPr>
+            <w:tcW w:type="dxa" w:w="6710"/>
+            <w:vAlign w:val="center"/>
+            <w:shd w:fill="FFFFFF"/>
+            <w:tcMar>
+              <w:top w:w="90" w:type="dxa"/>
+              <w:bottom w:w="90" w:type="dxa"/>
+              <w:left w:w="110" w:type="dxa"/>
+              <w:right w:w="110" w:type="dxa"/>
+            </w:tcMar>
+            <w:tcBorders>
+              <w:top w:val="single" w:sz="5" w:color="D9D9D9"/>
+              <w:left w:val="single" w:sz="5" w:color="D9D9D9"/>
+              <w:bottom w:val="single" w:sz="5" w:color="D9D9D9"/>
+              <w:right w:val="single" w:sz="5" w:color="D9D9D9"/>
+            </w:tcBorders>
+          </w:tcPr>
+          <w:p>
+            <w:pPr>
+              <w:spacing w:after="40"/>
+            </w:pPr>
+            <w:r>
+              <w:rPr>
+                <w:rFonts w:ascii="Calibri" w:hAnsi="Calibri"/>
+                <w:sz w:val="21"/>
+              </w:rPr>
+              <w:t>The reef squirrelfish is a weak nocturnal invertebrate-feeding analogue of source Sargocentron; exact membership and the small/medium compartment boundary are unverified.</w:t>
+            </w:r>
+          </w:p>
+        </w:tc>
+      </w:tr>
+      <w:tr>
+        <w:trPr>
+          <w:cantSplit/>
+        </w:trPr>
+        <w:tc>
+          <w:tcPr>
+            <w:tcW w:type="dxa" w:w="3298"/>
+            <w:vAlign w:val="center"/>
+            <w:shd w:fill="FFFFFF"/>
+            <w:tcMar>
+              <w:top w:w="90" w:type="dxa"/>
+              <w:bottom w:w="90" w:type="dxa"/>
+              <w:left w:w="110" w:type="dxa"/>
+              <w:right w:w="110" w:type="dxa"/>
+            </w:tcMar>
+            <w:tcBorders>
+              <w:top w:val="single" w:sz="5" w:color="D9D9D9"/>
+              <w:left w:val="single" w:sz="5" w:color="D9D9D9"/>
+              <w:bottom w:val="single" w:sz="5" w:color="D9D9D9"/>
+              <w:right w:val="single" w:sz="5" w:color="D9D9D9"/>
+            </w:tcBorders>
+          </w:tcPr>
+          <w:p>
+            <w:pPr>
+              <w:spacing w:after="40"/>
+            </w:pPr>
+            <w:r>
+              <w:rPr>
+                <w:rFonts w:ascii="Calibri" w:hAnsi="Calibri"/>
+                <w:sz w:val="21"/>
+              </w:rPr>
+              <w:t>Tetrapturus pfluegeri</w:t>
+            </w:r>
+          </w:p>
+        </w:tc>
+        <w:tc>
+          <w:tcPr>
+            <w:tcW w:type="dxa" w:w="6710"/>
+            <w:vAlign w:val="center"/>
+            <w:shd w:fill="FFFFFF"/>
+            <w:tcMar>
+              <w:top w:w="90" w:type="dxa"/>
+              <w:bottom w:w="90" w:type="dxa"/>
+              <w:left w:w="110" w:type="dxa"/>
+              <w:right w:w="110" w:type="dxa"/>
+            </w:tcMar>
+            <w:tcBorders>
+              <w:top w:val="single" w:sz="5" w:color="D9D9D9"/>
+              <w:left w:val="single" w:sz="5" w:color="D9D9D9"/>
+              <w:bottom w:val="single" w:sz="5" w:color="D9D9D9"/>
+              <w:right w:val="single" w:sz="5" w:color="D9D9D9"/>
+            </w:tcBorders>
+          </w:tcPr>
+          <w:p>
+            <w:pPr>
+              <w:spacing w:after="40"/>
+            </w:pPr>
+            <w:r>
+              <w:rPr>
+                <w:rFonts w:ascii="Calibri" w:hAnsi="Calibri"/>
+                <w:sz w:val="21"/>
+              </w:rPr>
+              <w:t>The spearfish is linked to the source billfish members in Thons majeurs, but is not a printed member; source-specific placement remains a weak analogue.</w:t>
+            </w:r>
+          </w:p>
+        </w:tc>
+      </w:tr>
+      <w:tr>
+        <w:trPr>
+          <w:cantSplit/>
+        </w:trPr>
+        <w:tc>
+          <w:tcPr>
+            <w:tcW w:type="dxa" w:w="3298"/>
+            <w:vAlign w:val="center"/>
+            <w:shd w:fill="FFFFFF"/>
+            <w:tcMar>
+              <w:top w:w="90" w:type="dxa"/>
+              <w:bottom w:w="90" w:type="dxa"/>
+              <w:left w:w="110" w:type="dxa"/>
+              <w:right w:w="110" w:type="dxa"/>
+            </w:tcMar>
+            <w:tcBorders>
+              <w:top w:val="single" w:sz="5" w:color="D9D9D9"/>
+              <w:left w:val="single" w:sz="5" w:color="D9D9D9"/>
+              <w:bottom w:val="single" w:sz="5" w:color="D9D9D9"/>
+              <w:right w:val="single" w:sz="5" w:color="D9D9D9"/>
+            </w:tcBorders>
+          </w:tcPr>
+          <w:p>
+            <w:pPr>
+              <w:spacing w:after="40"/>
+            </w:pPr>
+            <w:r>
+              <w:rPr>
+                <w:rFonts w:ascii="Calibri" w:hAnsi="Calibri"/>
+                <w:sz w:val="21"/>
+              </w:rPr>
+              <w:t>Dicentrarchus; Dicentrarchus punctatus</w:t>
+            </w:r>
+          </w:p>
+        </w:tc>
+        <w:tc>
+          <w:tcPr>
+            <w:tcW w:type="dxa" w:w="6710"/>
+            <w:vAlign w:val="center"/>
+            <w:shd w:fill="FFFFFF"/>
+            <w:tcMar>
+              <w:top w:w="90" w:type="dxa"/>
+              <w:bottom w:w="90" w:type="dxa"/>
+              <w:left w:w="110" w:type="dxa"/>
+              <w:right w:w="110" w:type="dxa"/>
+            </w:tcMar>
+            <w:tcBorders>
+              <w:top w:val="single" w:sz="5" w:color="D9D9D9"/>
+              <w:left w:val="single" w:sz="5" w:color="D9D9D9"/>
+              <w:bottom w:val="single" w:sz="5" w:color="D9D9D9"/>
+              <w:right w:val="single" w:sz="5" w:color="D9D9D9"/>
+            </w:tcBorders>
+          </w:tcPr>
+          <w:p>
+            <w:pPr>
+              <w:spacing w:after="40"/>
+            </w:pPr>
+            <w:r>
+              <w:rPr>
+                <w:rFonts w:ascii="Calibri" w:hAnsi="Calibri"/>
+                <w:sz w:val="21"/>
+              </w:rPr>
+              <w:t>Sea bass are weak coastal/estuarine piscivore analogues. They are not source-listed and cannot be assigned literally to Bars, which denotes Pseudotolithus; exact guild boundaries remain uncertain.</w:t>
+            </w:r>
+          </w:p>
+        </w:tc>
+      </w:tr>
+      <w:tr>
+        <w:trPr>
+          <w:cantSplit/>
+        </w:trPr>
+        <w:tc>
+          <w:tcPr>
+            <w:tcW w:type="dxa" w:w="3298"/>
+            <w:vAlign w:val="center"/>
+            <w:shd w:fill="FFFFFF"/>
+            <w:tcMar>
+              <w:top w:w="90" w:type="dxa"/>
+              <w:bottom w:w="90" w:type="dxa"/>
+              <w:left w:w="110" w:type="dxa"/>
+              <w:right w:w="110" w:type="dxa"/>
+            </w:tcMar>
+            <w:tcBorders>
+              <w:top w:val="single" w:sz="5" w:color="D9D9D9"/>
+              <w:left w:val="single" w:sz="5" w:color="D9D9D9"/>
+              <w:bottom w:val="single" w:sz="5" w:color="D9D9D9"/>
+              <w:right w:val="single" w:sz="5" w:color="D9D9D9"/>
+            </w:tcBorders>
+          </w:tcPr>
+          <w:p>
+            <w:pPr>
+              <w:spacing w:after="40"/>
+            </w:pPr>
+            <w:r>
+              <w:rPr>
+                <w:rFonts w:ascii="Calibri" w:hAnsi="Calibri"/>
+                <w:sz w:val="21"/>
+              </w:rPr>
+              <w:t>Miscellaneous aquatic invertebrates</w:t>
+            </w:r>
+          </w:p>
+        </w:tc>
+        <w:tc>
+          <w:tcPr>
+            <w:tcW w:type="dxa" w:w="6710"/>
+            <w:vAlign w:val="center"/>
+            <w:shd w:fill="FFFFFF"/>
+            <w:tcMar>
+              <w:top w:w="90" w:type="dxa"/>
+              <w:bottom w:w="90" w:type="dxa"/>
+              <w:left w:w="110" w:type="dxa"/>
+              <w:right w:w="110" w:type="dxa"/>
+            </w:tcMar>
+            <w:tcBorders>
+              <w:top w:val="single" w:sz="5" w:color="D9D9D9"/>
+              <w:left w:val="single" w:sz="5" w:color="D9D9D9"/>
+              <w:bottom w:val="single" w:sz="5" w:color="D9D9D9"/>
+              <w:right w:val="single" w:sz="5" w:color="D9D9D9"/>
+            </w:tcBorders>
+          </w:tcPr>
+          <w:p>
+            <w:pPr>
+              <w:spacing w:after="40"/>
+            </w:pPr>
+            <w:r>
+              <w:rPr>
+                <w:rFonts w:ascii="Calibri" w:hAnsi="Calibri"/>
+                <w:sz w:val="21"/>
+              </w:rPr>
+              <w:t>Actual source invertebrates include benthic taxa, euphausiids and unspecified larvae. Provider bins do not prove adult-only composition. Larval taxonomy and caught-stage composition are unobserved; source whole-pool catch weights are fixed across years/bases.</w:t>
+            </w:r>
+          </w:p>
+        </w:tc>
+      </w:tr>
+      <w:tr>
+        <w:trPr>
+          <w:cantSplit/>
+        </w:trPr>
+        <w:tc>
+          <w:tcPr>
+            <w:tcW w:type="dxa" w:w="3298"/>
+            <w:vAlign w:val="center"/>
+            <w:shd w:fill="FFFFFF"/>
+            <w:tcMar>
+              <w:top w:w="90" w:type="dxa"/>
+              <w:bottom w:w="90" w:type="dxa"/>
+              <w:left w:w="110" w:type="dxa"/>
+              <w:right w:w="110" w:type="dxa"/>
+            </w:tcMar>
+            <w:tcBorders>
+              <w:top w:val="single" w:sz="5" w:color="D9D9D9"/>
+              <w:left w:val="single" w:sz="5" w:color="D9D9D9"/>
+              <w:bottom w:val="single" w:sz="5" w:color="D9D9D9"/>
+              <w:right w:val="single" w:sz="5" w:color="D9D9D9"/>
+            </w:tcBorders>
+          </w:tcPr>
+          <w:p>
+            <w:pPr>
+              <w:spacing w:after="40"/>
+            </w:pPr>
+            <w:r>
+              <w:rPr>
+                <w:rFonts w:ascii="Calibri" w:hAnsi="Calibri"/>
+                <w:sz w:val="21"/>
+              </w:rPr>
+              <w:t>Centroscyllium fabricii; Oxynotus centrina; Scyliorhinidae</w:t>
+            </w:r>
+          </w:p>
+        </w:tc>
+        <w:tc>
+          <w:tcPr>
+            <w:tcW w:type="dxa" w:w="6710"/>
+            <w:vAlign w:val="center"/>
+            <w:shd w:fill="FFFFFF"/>
+            <w:tcMar>
+              <w:top w:w="90" w:type="dxa"/>
+              <w:bottom w:w="90" w:type="dxa"/>
+              <w:left w:w="110" w:type="dxa"/>
+              <w:right w:w="110" w:type="dxa"/>
+            </w:tcMar>
+            <w:tcBorders>
+              <w:top w:val="single" w:sz="5" w:color="D9D9D9"/>
+              <w:left w:val="single" w:sz="5" w:color="D9D9D9"/>
+              <w:bottom w:val="single" w:sz="5" w:color="D9D9D9"/>
+              <w:right w:val="single" w:sz="5" w:color="D9D9D9"/>
+            </w:tcBorders>
+          </w:tcPr>
+          <w:p>
+            <w:pPr>
+              <w:spacing w:after="40"/>
+            </w:pPr>
+            <w:r>
+              <w:rPr>
+                <w:rFonts w:ascii="Calibri" w:hAnsi="Calibri"/>
+                <w:sz w:val="21"/>
+              </w:rPr>
+              <w:t>Small/medium deep sharks are weak analogues of source Etmopterus/Galeus. Family depth composition and group size boundaries remain uncertain; documented Sierra Leone occurrence prevents excluding Centroscyllium merely by geography.</w:t>
+            </w:r>
+          </w:p>
+        </w:tc>
+      </w:tr>
+      <w:tr>
+        <w:trPr>
+          <w:cantSplit/>
+        </w:trPr>
+        <w:tc>
+          <w:tcPr>
+            <w:tcW w:type="dxa" w:w="3298"/>
+            <w:vAlign w:val="center"/>
+            <w:shd w:fill="FFFFFF"/>
+            <w:tcMar>
+              <w:top w:w="90" w:type="dxa"/>
+              <w:bottom w:w="90" w:type="dxa"/>
+              <w:left w:w="110" w:type="dxa"/>
+              <w:right w:w="110" w:type="dxa"/>
+            </w:tcMar>
+            <w:tcBorders>
+              <w:top w:val="single" w:sz="5" w:color="D9D9D9"/>
+              <w:left w:val="single" w:sz="5" w:color="D9D9D9"/>
+              <w:bottom w:val="single" w:sz="5" w:color="D9D9D9"/>
+              <w:right w:val="single" w:sz="5" w:color="D9D9D9"/>
+            </w:tcBorders>
+          </w:tcPr>
+          <w:p>
+            <w:pPr>
+              <w:spacing w:after="40"/>
+            </w:pPr>
+            <w:r>
+              <w:rPr>
+                <w:rFonts w:ascii="Calibri" w:hAnsi="Calibri"/>
+                <w:sz w:val="21"/>
+              </w:rPr>
+              <w:t>Chimaeriformes</w:t>
+            </w:r>
+          </w:p>
+        </w:tc>
+        <w:tc>
+          <w:tcPr>
+            <w:tcW w:type="dxa" w:w="6710"/>
+            <w:vAlign w:val="center"/>
+            <w:shd w:fill="FFFFFF"/>
+            <w:tcMar>
+              <w:top w:w="90" w:type="dxa"/>
+              <w:bottom w:w="90" w:type="dxa"/>
+              <w:left w:w="110" w:type="dxa"/>
+              <w:right w:w="110" w:type="dxa"/>
+            </w:tcMar>
+            <w:tcBorders>
+              <w:top w:val="single" w:sz="5" w:color="D9D9D9"/>
+              <w:left w:val="single" w:sz="5" w:color="D9D9D9"/>
+              <w:bottom w:val="single" w:sz="5" w:color="D9D9D9"/>
+              <w:right w:val="single" w:sz="5" w:color="D9D9D9"/>
+            </w:tcBorders>
+          </w:tcPr>
+          <w:p>
+            <w:pPr>
+              <w:spacing w:after="40"/>
+            </w:pPr>
+            <w:r>
+              <w:rPr>
+                <w:rFonts w:ascii="Calibri" w:hAnsi="Calibri"/>
+                <w:sz w:val="21"/>
+              </w:rPr>
+              <w:t>Chimaeras are absent from the source inventory and belong to Holocephali rather than sharks/rays. Deep cartilaginous pools are a weak depth/body-form analogue; coastal and bony alternatives fit less closely. Source catch proportions fix an unobserved mixture across years and bases.</w:t>
+            </w:r>
+          </w:p>
+        </w:tc>
+      </w:tr>
+      <w:tr>
+        <w:trPr>
+          <w:cantSplit/>
+        </w:trPr>
+        <w:tc>
+          <w:tcPr>
+            <w:tcW w:type="dxa" w:w="3298"/>
+            <w:vAlign w:val="center"/>
+            <w:shd w:fill="FFFFFF"/>
+            <w:tcMar>
+              <w:top w:w="90" w:type="dxa"/>
+              <w:bottom w:w="90" w:type="dxa"/>
+              <w:left w:w="110" w:type="dxa"/>
+              <w:right w:w="110" w:type="dxa"/>
+            </w:tcMar>
+            <w:tcBorders>
+              <w:top w:val="single" w:sz="5" w:color="D9D9D9"/>
+              <w:left w:val="single" w:sz="5" w:color="D9D9D9"/>
+              <w:bottom w:val="single" w:sz="5" w:color="D9D9D9"/>
+              <w:right w:val="single" w:sz="5" w:color="D9D9D9"/>
+            </w:tcBorders>
+          </w:tcPr>
+          <w:p>
+            <w:pPr>
+              <w:spacing w:after="40"/>
+            </w:pPr>
+            <w:r>
+              <w:rPr>
+                <w:rFonts w:ascii="Calibri" w:hAnsi="Calibri"/>
+                <w:sz w:val="21"/>
+              </w:rPr>
+              <w:t>Cyprinidae</w:t>
+            </w:r>
+          </w:p>
+        </w:tc>
+        <w:tc>
+          <w:tcPr>
+            <w:tcW w:type="dxa" w:w="6710"/>
+            <w:vAlign w:val="center"/>
+            <w:shd w:fill="FFFFFF"/>
+            <w:tcMar>
+              <w:top w:w="90" w:type="dxa"/>
+              <w:bottom w:w="90" w:type="dxa"/>
+              <w:left w:w="110" w:type="dxa"/>
+              <w:right w:w="110" w:type="dxa"/>
+            </w:tcMar>
+            <w:tcBorders>
+              <w:top w:val="single" w:sz="5" w:color="D9D9D9"/>
+              <w:left w:val="single" w:sz="5" w:color="D9D9D9"/>
+              <w:bottom w:val="single" w:sz="5" w:color="D9D9D9"/>
+              <w:right w:val="single" w:sz="5" w:color="D9D9D9"/>
+            </w:tcBorders>
+          </w:tcPr>
+          <w:p>
+            <w:pPr>
+              <w:spacing w:after="40"/>
+            </w:pPr>
+            <w:r>
+              <w:rPr>
+                <w:rFonts w:ascii="Calibri" w:hAnsi="Calibri"/>
+                <w:sz w:val="21"/>
+              </w:rPr>
+              <w:t>Freshwater carp/barbel bottom-feeding, omnivory and detritivory provide a weak link to shallow Mulets and coastal invertebrate feeders. The marine model has no freshwater compartment or measured family composition; source catch weights transfer those pathways across all years/bases.</w:t>
+            </w:r>
+          </w:p>
+        </w:tc>
+      </w:tr>
+      <w:tr>
+        <w:trPr>
+          <w:cantSplit/>
+        </w:trPr>
+        <w:tc>
+          <w:tcPr>
+            <w:tcW w:type="dxa" w:w="3298"/>
+            <w:vAlign w:val="center"/>
+            <w:shd w:fill="FFFFFF"/>
+            <w:tcMar>
+              <w:top w:w="90" w:type="dxa"/>
+              <w:bottom w:w="90" w:type="dxa"/>
+              <w:left w:w="110" w:type="dxa"/>
+              <w:right w:w="110" w:type="dxa"/>
+            </w:tcMar>
+            <w:tcBorders>
+              <w:top w:val="single" w:sz="5" w:color="D9D9D9"/>
+              <w:left w:val="single" w:sz="5" w:color="D9D9D9"/>
+              <w:bottom w:val="single" w:sz="5" w:color="D9D9D9"/>
+              <w:right w:val="single" w:sz="5" w:color="D9D9D9"/>
+            </w:tcBorders>
+          </w:tcPr>
+          <w:p>
+            <w:pPr>
+              <w:spacing w:after="40"/>
+            </w:pPr>
+            <w:r>
+              <w:rPr>
+                <w:rFonts w:ascii="Calibri" w:hAnsi="Calibri"/>
+                <w:sz w:val="21"/>
+              </w:rPr>
+              <w:t>Inermiidae</w:t>
+            </w:r>
+          </w:p>
+        </w:tc>
+        <w:tc>
+          <w:tcPr>
+            <w:tcW w:type="dxa" w:w="6710"/>
+            <w:vAlign w:val="center"/>
+            <w:shd w:fill="FFFFFF"/>
+            <w:tcMar>
+              <w:top w:w="90" w:type="dxa"/>
+              <w:bottom w:w="90" w:type="dxa"/>
+              <w:left w:w="110" w:type="dxa"/>
+              <w:right w:w="110" w:type="dxa"/>
+            </w:tcMar>
+            <w:tcBorders>
+              <w:top w:val="single" w:sz="5" w:color="D9D9D9"/>
+              <w:left w:val="single" w:sz="5" w:color="D9D9D9"/>
+              <w:bottom w:val="single" w:sz="5" w:color="D9D9D9"/>
+              <w:right w:val="single" w:sz="5" w:color="D9D9D9"/>
+            </w:tcBorders>
+          </w:tcPr>
+          <w:p>
+            <w:pPr>
+              <w:spacing w:after="40"/>
+            </w:pPr>
+            <w:r>
+              <w:rPr>
+                <w:rFonts w:ascii="Calibri" w:hAnsi="Calibri"/>
+                <w:sz w:val="21"/>
+              </w:rPr>
+              <w:t>Bonnetmouth schooling and plankton feeding connect to the small pelagic guilds, but Western Atlantic identity and absence of a printed member weaken regional transfer. Model catch weights assume an unobserved coastal/offshore mixture across years and bases.</w:t>
+            </w:r>
+          </w:p>
+        </w:tc>
+      </w:tr>
+      <w:tr>
+        <w:trPr>
+          <w:cantSplit/>
+        </w:trPr>
+        <w:tc>
+          <w:tcPr>
+            <w:tcW w:type="dxa" w:w="3298"/>
+            <w:vAlign w:val="center"/>
+            <w:shd w:fill="FFFFFF"/>
+            <w:tcMar>
+              <w:top w:w="90" w:type="dxa"/>
+              <w:bottom w:w="90" w:type="dxa"/>
+              <w:left w:w="110" w:type="dxa"/>
+              <w:right w:w="110" w:type="dxa"/>
+            </w:tcMar>
+            <w:tcBorders>
+              <w:top w:val="single" w:sz="5" w:color="D9D9D9"/>
+              <w:left w:val="single" w:sz="5" w:color="D9D9D9"/>
+              <w:bottom w:val="single" w:sz="5" w:color="D9D9D9"/>
+              <w:right w:val="single" w:sz="5" w:color="D9D9D9"/>
+            </w:tcBorders>
+          </w:tcPr>
+          <w:p>
+            <w:pPr>
+              <w:spacing w:after="40"/>
+            </w:pPr>
+            <w:r>
+              <w:rPr>
+                <w:rFonts w:ascii="Calibri" w:hAnsi="Calibri"/>
+                <w:sz w:val="21"/>
+              </w:rPr>
+              <w:t>Pentheroscion mbizi</w:t>
+            </w:r>
+          </w:p>
+        </w:tc>
+        <w:tc>
+          <w:tcPr>
+            <w:tcW w:type="dxa" w:w="6710"/>
+            <w:vAlign w:val="center"/>
+            <w:shd w:fill="FFFFFF"/>
+            <w:tcMar>
+              <w:top w:w="90" w:type="dxa"/>
+              <w:bottom w:w="90" w:type="dxa"/>
+              <w:left w:w="110" w:type="dxa"/>
+              <w:right w:w="110" w:type="dxa"/>
+            </w:tcMar>
+            <w:tcBorders>
+              <w:top w:val="single" w:sz="5" w:color="D9D9D9"/>
+              <w:left w:val="single" w:sz="5" w:color="D9D9D9"/>
+              <w:bottom w:val="single" w:sz="5" w:color="D9D9D9"/>
+              <w:right w:val="single" w:sz="5" w:color="D9D9D9"/>
+            </w:tcBorders>
+          </w:tcPr>
+          <w:p>
+            <w:pPr>
+              <w:spacing w:after="40"/>
+            </w:pPr>
+            <w:r>
+              <w:rPr>
+                <w:rFonts w:ascii="Calibri" w:hAnsi="Calibri"/>
+                <w:sz w:val="21"/>
+              </w:rPr>
+              <w:t>The shelf croaker has a weak source medium-predator habitat connection, supported by 80–200 m occurrence and fish/shrimp feeding. Exact membership and pooled diet fit remain uncertain.</w:t>
+            </w:r>
+          </w:p>
+        </w:tc>
+      </w:tr>
+    </w:tbl>
+    <w:p>
+      <w:r>
+        <w:t xml:space="preserve">The excluded TE arithmetic is 4.5717 billion t C: Elasmobranchii contributes 23.6895%, Prionace glauca 13.2955% and Sphyrna zygaena 10.0636%. Explicit shark membership is retained; the extreme pooled coefficient and Low donor mixture make TE scientifically implausible. </w:t>
       </w:r>
       <w:hyperlink r:id="rId20">
         <w:r>
@@ -3422,9 +5320,8 @@
     </w:p>
     <w:p>
       <w:pPr>
-        <w:pStyle w:val="Title"/>
-        <w:pageBreakBefore/>
         <w:keepNext/>
+        <w:pStyle w:val="Heading1"/>
         <w:pageBreakBefore/>
       </w:pPr>
       <w:r>
@@ -3486,6 +5383,7 @@
           <w:p>
             <w:pPr>
               <w:spacing w:after="40"/>
+              <w:keepNext/>
             </w:pPr>
             <w:r>
               <w:t>Guinea Current target region</w:t>
@@ -3640,6 +5538,7 @@
           <w:p>
             <w:pPr>
               <w:spacing w:after="40"/>
+              <w:keepNext/>
             </w:pPr>
             <w:r>
               <w:t>Original Guinea study area Figure 1</w:t>
